--- a/proposal skripsi triadmoko 1.docx
+++ b/proposal skripsi triadmoko 1.docx
@@ -423,7 +423,7 @@
         <w:t>2020</w:t>
       </w:r>
     </w:p>
-    <w:bookmarkStart w:id="0" w:name="_Toc59870687" w:displacedByCustomXml="next"/>
+    <w:bookmarkStart w:id="0" w:name="_Toc63859282" w:displacedByCustomXml="next"/>
     <w:sdt>
       <w:sdtPr>
         <w:rPr>
@@ -474,7 +474,7 @@
           <w:r>
             <w:fldChar w:fldCharType="separate"/>
           </w:r>
-          <w:hyperlink w:anchor="_Toc59870687" w:history="1">
+          <w:hyperlink w:anchor="_Toc63859282" w:history="1">
             <w:r>
               <w:rPr>
                 <w:rStyle w:val="Hyperlink"/>
@@ -501,7 +501,7 @@
                 <w:noProof/>
                 <w:webHidden/>
               </w:rPr>
-              <w:instrText xml:space="preserve"> PAGEREF _Toc59870687 \h </w:instrText>
+              <w:instrText xml:space="preserve"> PAGEREF _Toc63859282 \h </w:instrText>
             </w:r>
             <w:r>
               <w:rPr>
@@ -544,7 +544,7 @@
               <w:lang w:val="en-ID" w:eastAsia="en-ID"/>
             </w:rPr>
           </w:pPr>
-          <w:hyperlink w:anchor="_Toc59870688" w:history="1">
+          <w:hyperlink w:anchor="_Toc63859283" w:history="1">
             <w:r>
               <w:rPr>
                 <w:rStyle w:val="Hyperlink"/>
@@ -572,7 +572,7 @@
                 <w:noProof/>
                 <w:webHidden/>
               </w:rPr>
-              <w:instrText xml:space="preserve"> PAGEREF _Toc59870688 \h </w:instrText>
+              <w:instrText xml:space="preserve"> PAGEREF _Toc63859283 \h </w:instrText>
             </w:r>
             <w:r>
               <w:rPr>
@@ -615,7 +615,7 @@
               <w:lang w:val="en-ID" w:eastAsia="en-ID"/>
             </w:rPr>
           </w:pPr>
-          <w:hyperlink w:anchor="_Toc59870689" w:history="1">
+          <w:hyperlink w:anchor="_Toc63859284" w:history="1">
             <w:r>
               <w:rPr>
                 <w:rStyle w:val="Hyperlink"/>
@@ -643,7 +643,7 @@
                 <w:noProof/>
                 <w:webHidden/>
               </w:rPr>
-              <w:instrText xml:space="preserve"> PAGEREF _Toc59870689 \h </w:instrText>
+              <w:instrText xml:space="preserve"> PAGEREF _Toc63859284 \h </w:instrText>
             </w:r>
             <w:r>
               <w:rPr>
@@ -686,7 +686,7 @@
               <w:lang w:val="en-ID" w:eastAsia="en-ID"/>
             </w:rPr>
           </w:pPr>
-          <w:hyperlink w:anchor="_Toc59870690" w:history="1">
+          <w:hyperlink w:anchor="_Toc63859285" w:history="1">
             <w:r>
               <w:rPr>
                 <w:rStyle w:val="Hyperlink"/>
@@ -713,7 +713,7 @@
                 <w:noProof/>
                 <w:webHidden/>
               </w:rPr>
-              <w:instrText xml:space="preserve"> PAGEREF _Toc59870690 \h </w:instrText>
+              <w:instrText xml:space="preserve"> PAGEREF _Toc63859285 \h </w:instrText>
             </w:r>
             <w:r>
               <w:rPr>
@@ -755,7 +755,7 @@
               <w:lang w:val="en-ID" w:eastAsia="en-ID"/>
             </w:rPr>
           </w:pPr>
-          <w:hyperlink w:anchor="_Toc59870691" w:history="1">
+          <w:hyperlink w:anchor="_Toc63859286" w:history="1">
             <w:r>
               <w:rPr>
                 <w:rStyle w:val="Hyperlink"/>
@@ -797,7 +797,7 @@
                 <w:noProof/>
                 <w:webHidden/>
               </w:rPr>
-              <w:instrText xml:space="preserve"> PAGEREF _Toc59870691 \h </w:instrText>
+              <w:instrText xml:space="preserve"> PAGEREF _Toc63859286 \h </w:instrText>
             </w:r>
             <w:r>
               <w:rPr>
@@ -839,7 +839,7 @@
               <w:lang w:val="en-ID" w:eastAsia="en-ID"/>
             </w:rPr>
           </w:pPr>
-          <w:hyperlink w:anchor="_Toc59870692" w:history="1">
+          <w:hyperlink w:anchor="_Toc63859287" w:history="1">
             <w:r>
               <w:rPr>
                 <w:rStyle w:val="Hyperlink"/>
@@ -881,7 +881,7 @@
                 <w:noProof/>
                 <w:webHidden/>
               </w:rPr>
-              <w:instrText xml:space="preserve"> PAGEREF _Toc59870692 \h </w:instrText>
+              <w:instrText xml:space="preserve"> PAGEREF _Toc63859287 \h </w:instrText>
             </w:r>
             <w:r>
               <w:rPr>
@@ -923,7 +923,7 @@
               <w:lang w:val="en-ID" w:eastAsia="en-ID"/>
             </w:rPr>
           </w:pPr>
-          <w:hyperlink w:anchor="_Toc59870693" w:history="1">
+          <w:hyperlink w:anchor="_Toc63859288" w:history="1">
             <w:r>
               <w:rPr>
                 <w:rStyle w:val="Hyperlink"/>
@@ -965,7 +965,7 @@
                 <w:noProof/>
                 <w:webHidden/>
               </w:rPr>
-              <w:instrText xml:space="preserve"> PAGEREF _Toc59870693 \h </w:instrText>
+              <w:instrText xml:space="preserve"> PAGEREF _Toc63859288 \h </w:instrText>
             </w:r>
             <w:r>
               <w:rPr>
@@ -1007,7 +1007,7 @@
               <w:lang w:val="en-ID" w:eastAsia="en-ID"/>
             </w:rPr>
           </w:pPr>
-          <w:hyperlink w:anchor="_Toc59870694" w:history="1">
+          <w:hyperlink w:anchor="_Toc63859289" w:history="1">
             <w:r>
               <w:rPr>
                 <w:rStyle w:val="Hyperlink"/>
@@ -1049,7 +1049,7 @@
                 <w:noProof/>
                 <w:webHidden/>
               </w:rPr>
-              <w:instrText xml:space="preserve"> PAGEREF _Toc59870694 \h </w:instrText>
+              <w:instrText xml:space="preserve"> PAGEREF _Toc63859289 \h </w:instrText>
             </w:r>
             <w:r>
               <w:rPr>
@@ -1091,7 +1091,7 @@
               <w:lang w:val="en-ID" w:eastAsia="en-ID"/>
             </w:rPr>
           </w:pPr>
-          <w:hyperlink w:anchor="_Toc59870695" w:history="1">
+          <w:hyperlink w:anchor="_Toc63859290" w:history="1">
             <w:r>
               <w:rPr>
                 <w:rStyle w:val="Hyperlink"/>
@@ -1133,7 +1133,7 @@
                 <w:noProof/>
                 <w:webHidden/>
               </w:rPr>
-              <w:instrText xml:space="preserve"> PAGEREF _Toc59870695 \h </w:instrText>
+              <w:instrText xml:space="preserve"> PAGEREF _Toc63859290 \h </w:instrText>
             </w:r>
             <w:r>
               <w:rPr>
@@ -1175,7 +1175,7 @@
               <w:lang w:val="en-ID" w:eastAsia="en-ID"/>
             </w:rPr>
           </w:pPr>
-          <w:hyperlink w:anchor="_Toc59870696" w:history="1">
+          <w:hyperlink w:anchor="_Toc63859291" w:history="1">
             <w:r>
               <w:rPr>
                 <w:rStyle w:val="Hyperlink"/>
@@ -1217,7 +1217,7 @@
                 <w:noProof/>
                 <w:webHidden/>
               </w:rPr>
-              <w:instrText xml:space="preserve"> PAGEREF _Toc59870696 \h </w:instrText>
+              <w:instrText xml:space="preserve"> PAGEREF _Toc63859291 \h </w:instrText>
             </w:r>
             <w:r>
               <w:rPr>
@@ -1260,7 +1260,7 @@
               <w:lang w:val="en-ID" w:eastAsia="en-ID"/>
             </w:rPr>
           </w:pPr>
-          <w:hyperlink w:anchor="_Toc59870697" w:history="1">
+          <w:hyperlink w:anchor="_Toc63859292" w:history="1">
             <w:r>
               <w:rPr>
                 <w:rStyle w:val="Hyperlink"/>
@@ -1288,7 +1288,7 @@
                 <w:noProof/>
                 <w:webHidden/>
               </w:rPr>
-              <w:instrText xml:space="preserve"> PAGEREF _Toc59870697 \h </w:instrText>
+              <w:instrText xml:space="preserve"> PAGEREF _Toc63859292 \h </w:instrText>
             </w:r>
             <w:r>
               <w:rPr>
@@ -1330,7 +1330,7 @@
               <w:lang w:val="en-ID" w:eastAsia="en-ID"/>
             </w:rPr>
           </w:pPr>
-          <w:hyperlink w:anchor="_Toc59870698" w:history="1">
+          <w:hyperlink w:anchor="_Toc63859293" w:history="1">
             <w:r>
               <w:rPr>
                 <w:rStyle w:val="Hyperlink"/>
@@ -1375,7 +1375,7 @@
                 <w:noProof/>
                 <w:webHidden/>
               </w:rPr>
-              <w:instrText xml:space="preserve"> PAGEREF _Toc59870698 \h </w:instrText>
+              <w:instrText xml:space="preserve"> PAGEREF _Toc63859293 \h </w:instrText>
             </w:r>
             <w:r>
               <w:rPr>
@@ -1417,7 +1417,7 @@
               <w:lang w:val="en-ID" w:eastAsia="en-ID"/>
             </w:rPr>
           </w:pPr>
-          <w:hyperlink w:anchor="_Toc59870699" w:history="1">
+          <w:hyperlink w:anchor="_Toc63859294" w:history="1">
             <w:r>
               <w:rPr>
                 <w:rStyle w:val="Hyperlink"/>
@@ -1462,7 +1462,7 @@
                 <w:noProof/>
                 <w:webHidden/>
               </w:rPr>
-              <w:instrText xml:space="preserve"> PAGEREF _Toc59870699 \h </w:instrText>
+              <w:instrText xml:space="preserve"> PAGEREF _Toc63859294 \h </w:instrText>
             </w:r>
             <w:r>
               <w:rPr>
@@ -1504,95 +1504,7 @@
               <w:lang w:val="en-ID" w:eastAsia="en-ID"/>
             </w:rPr>
           </w:pPr>
-          <w:hyperlink w:anchor="_Toc59870700" w:history="1">
-            <w:r>
-              <w:rPr>
-                <w:rStyle w:val="Hyperlink"/>
-                <w:noProof/>
-                <w:lang w:val="en-US"/>
-              </w:rPr>
-              <w:t>C.</w:t>
-            </w:r>
-            <w:r>
-              <w:rPr>
-                <w:rFonts w:asciiTheme="minorHAnsi" w:eastAsiaTheme="minorEastAsia" w:hAnsiTheme="minorHAnsi" w:cstheme="minorBidi"/>
-                <w:noProof/>
-                <w:color w:val="auto"/>
-                <w:sz w:val="22"/>
-                <w:lang w:val="en-ID" w:eastAsia="en-ID"/>
-              </w:rPr>
-              <w:tab/>
-            </w:r>
-            <w:r>
-              <w:rPr>
-                <w:rStyle w:val="Hyperlink"/>
-                <w:noProof/>
-                <w:lang w:val="en-US"/>
-              </w:rPr>
-              <w:t>Situs Web</w:t>
-            </w:r>
-            <w:r>
-              <w:rPr>
-                <w:noProof/>
-                <w:webHidden/>
-              </w:rPr>
-              <w:tab/>
-            </w:r>
-            <w:r>
-              <w:rPr>
-                <w:noProof/>
-                <w:webHidden/>
-              </w:rPr>
-              <w:fldChar w:fldCharType="begin"/>
-            </w:r>
-            <w:r>
-              <w:rPr>
-                <w:noProof/>
-                <w:webHidden/>
-              </w:rPr>
-              <w:instrText xml:space="preserve"> PAGEREF _Toc59870700 \h </w:instrText>
-            </w:r>
-            <w:r>
-              <w:rPr>
-                <w:noProof/>
-                <w:webHidden/>
-              </w:rPr>
-            </w:r>
-            <w:r>
-              <w:rPr>
-                <w:noProof/>
-                <w:webHidden/>
-              </w:rPr>
-              <w:fldChar w:fldCharType="separate"/>
-            </w:r>
-            <w:r>
-              <w:rPr>
-                <w:noProof/>
-                <w:webHidden/>
-              </w:rPr>
-              <w:t>10</w:t>
-            </w:r>
-            <w:r>
-              <w:rPr>
-                <w:noProof/>
-                <w:webHidden/>
-              </w:rPr>
-              <w:fldChar w:fldCharType="end"/>
-            </w:r>
-          </w:hyperlink>
-        </w:p>
-        <w:p>
-          <w:pPr>
-            <w:pStyle w:val="TOC2"/>
-            <w:rPr>
-              <w:rFonts w:asciiTheme="minorHAnsi" w:eastAsiaTheme="minorEastAsia" w:hAnsiTheme="minorHAnsi" w:cstheme="minorBidi"/>
-              <w:noProof/>
-              <w:color w:val="auto"/>
-              <w:sz w:val="22"/>
-              <w:lang w:val="en-ID" w:eastAsia="en-ID"/>
-            </w:rPr>
-          </w:pPr>
-          <w:hyperlink w:anchor="_Toc59870701" w:history="1">
+          <w:hyperlink w:anchor="_Toc63859295" w:history="1">
             <w:r>
               <w:rPr>
                 <w:rStyle w:val="Hyperlink"/>
@@ -1600,182 +1512,6 @@
                 <w:lang w:val="en-US"/>
               </w:rPr>
               <w:t>D.</w:t>
-            </w:r>
-            <w:r>
-              <w:rPr>
-                <w:rFonts w:asciiTheme="minorHAnsi" w:eastAsiaTheme="minorEastAsia" w:hAnsiTheme="minorHAnsi" w:cstheme="minorBidi"/>
-                <w:noProof/>
-                <w:color w:val="auto"/>
-                <w:sz w:val="22"/>
-                <w:lang w:val="en-ID" w:eastAsia="en-ID"/>
-              </w:rPr>
-              <w:tab/>
-            </w:r>
-            <w:r>
-              <w:rPr>
-                <w:rStyle w:val="Hyperlink"/>
-                <w:noProof/>
-                <w:lang w:val="en-US"/>
-              </w:rPr>
-              <w:t>Video Conference</w:t>
-            </w:r>
-            <w:r>
-              <w:rPr>
-                <w:noProof/>
-                <w:webHidden/>
-              </w:rPr>
-              <w:tab/>
-            </w:r>
-            <w:r>
-              <w:rPr>
-                <w:noProof/>
-                <w:webHidden/>
-              </w:rPr>
-              <w:fldChar w:fldCharType="begin"/>
-            </w:r>
-            <w:r>
-              <w:rPr>
-                <w:noProof/>
-                <w:webHidden/>
-              </w:rPr>
-              <w:instrText xml:space="preserve"> PAGEREF _Toc59870701 \h </w:instrText>
-            </w:r>
-            <w:r>
-              <w:rPr>
-                <w:noProof/>
-                <w:webHidden/>
-              </w:rPr>
-            </w:r>
-            <w:r>
-              <w:rPr>
-                <w:noProof/>
-                <w:webHidden/>
-              </w:rPr>
-              <w:fldChar w:fldCharType="separate"/>
-            </w:r>
-            <w:r>
-              <w:rPr>
-                <w:noProof/>
-                <w:webHidden/>
-              </w:rPr>
-              <w:t>11</w:t>
-            </w:r>
-            <w:r>
-              <w:rPr>
-                <w:noProof/>
-                <w:webHidden/>
-              </w:rPr>
-              <w:fldChar w:fldCharType="end"/>
-            </w:r>
-          </w:hyperlink>
-        </w:p>
-        <w:p>
-          <w:pPr>
-            <w:pStyle w:val="TOC2"/>
-            <w:rPr>
-              <w:rFonts w:asciiTheme="minorHAnsi" w:eastAsiaTheme="minorEastAsia" w:hAnsiTheme="minorHAnsi" w:cstheme="minorBidi"/>
-              <w:noProof/>
-              <w:color w:val="auto"/>
-              <w:sz w:val="22"/>
-              <w:lang w:val="en-ID" w:eastAsia="en-ID"/>
-            </w:rPr>
-          </w:pPr>
-          <w:hyperlink w:anchor="_Toc59870702" w:history="1">
-            <w:r>
-              <w:rPr>
-                <w:rStyle w:val="Hyperlink"/>
-                <w:noProof/>
-                <w:lang w:val="en-US"/>
-              </w:rPr>
-              <w:t>E.</w:t>
-            </w:r>
-            <w:r>
-              <w:rPr>
-                <w:rFonts w:asciiTheme="minorHAnsi" w:eastAsiaTheme="minorEastAsia" w:hAnsiTheme="minorHAnsi" w:cstheme="minorBidi"/>
-                <w:noProof/>
-                <w:color w:val="auto"/>
-                <w:sz w:val="22"/>
-                <w:lang w:val="en-ID" w:eastAsia="en-ID"/>
-              </w:rPr>
-              <w:tab/>
-            </w:r>
-            <w:r>
-              <w:rPr>
-                <w:rStyle w:val="Hyperlink"/>
-                <w:noProof/>
-                <w:lang w:val="en-US"/>
-              </w:rPr>
-              <w:t>Audio Conference</w:t>
-            </w:r>
-            <w:r>
-              <w:rPr>
-                <w:noProof/>
-                <w:webHidden/>
-              </w:rPr>
-              <w:tab/>
-            </w:r>
-            <w:r>
-              <w:rPr>
-                <w:noProof/>
-                <w:webHidden/>
-              </w:rPr>
-              <w:fldChar w:fldCharType="begin"/>
-            </w:r>
-            <w:r>
-              <w:rPr>
-                <w:noProof/>
-                <w:webHidden/>
-              </w:rPr>
-              <w:instrText xml:space="preserve"> PAGEREF _Toc59870702 \h </w:instrText>
-            </w:r>
-            <w:r>
-              <w:rPr>
-                <w:noProof/>
-                <w:webHidden/>
-              </w:rPr>
-            </w:r>
-            <w:r>
-              <w:rPr>
-                <w:noProof/>
-                <w:webHidden/>
-              </w:rPr>
-              <w:fldChar w:fldCharType="separate"/>
-            </w:r>
-            <w:r>
-              <w:rPr>
-                <w:noProof/>
-                <w:webHidden/>
-              </w:rPr>
-              <w:t>12</w:t>
-            </w:r>
-            <w:r>
-              <w:rPr>
-                <w:noProof/>
-                <w:webHidden/>
-              </w:rPr>
-              <w:fldChar w:fldCharType="end"/>
-            </w:r>
-          </w:hyperlink>
-        </w:p>
-        <w:p>
-          <w:pPr>
-            <w:pStyle w:val="TOC2"/>
-            <w:rPr>
-              <w:rFonts w:asciiTheme="minorHAnsi" w:eastAsiaTheme="minorEastAsia" w:hAnsiTheme="minorHAnsi" w:cstheme="minorBidi"/>
-              <w:noProof/>
-              <w:color w:val="auto"/>
-              <w:sz w:val="22"/>
-              <w:lang w:val="en-ID" w:eastAsia="en-ID"/>
-            </w:rPr>
-          </w:pPr>
-          <w:hyperlink w:anchor="_Toc59870703" w:history="1">
-            <w:r>
-              <w:rPr>
-                <w:rStyle w:val="Hyperlink"/>
-                <w:noProof/>
-                <w:lang w:val="en-US"/>
-              </w:rPr>
-              <w:t>F.</w:t>
             </w:r>
             <w:r>
               <w:rPr>
@@ -1814,95 +1550,7 @@
                 <w:noProof/>
                 <w:webHidden/>
               </w:rPr>
-              <w:instrText xml:space="preserve"> PAGEREF _Toc59870703 \h </w:instrText>
-            </w:r>
-            <w:r>
-              <w:rPr>
-                <w:noProof/>
-                <w:webHidden/>
-              </w:rPr>
-            </w:r>
-            <w:r>
-              <w:rPr>
-                <w:noProof/>
-                <w:webHidden/>
-              </w:rPr>
-              <w:fldChar w:fldCharType="separate"/>
-            </w:r>
-            <w:r>
-              <w:rPr>
-                <w:noProof/>
-                <w:webHidden/>
-              </w:rPr>
-              <w:t>13</w:t>
-            </w:r>
-            <w:r>
-              <w:rPr>
-                <w:noProof/>
-                <w:webHidden/>
-              </w:rPr>
-              <w:fldChar w:fldCharType="end"/>
-            </w:r>
-          </w:hyperlink>
-        </w:p>
-        <w:p>
-          <w:pPr>
-            <w:pStyle w:val="TOC2"/>
-            <w:rPr>
-              <w:rFonts w:asciiTheme="minorHAnsi" w:eastAsiaTheme="minorEastAsia" w:hAnsiTheme="minorHAnsi" w:cstheme="minorBidi"/>
-              <w:noProof/>
-              <w:color w:val="auto"/>
-              <w:sz w:val="22"/>
-              <w:lang w:val="en-ID" w:eastAsia="en-ID"/>
-            </w:rPr>
-          </w:pPr>
-          <w:hyperlink w:anchor="_Toc59870704" w:history="1">
-            <w:r>
-              <w:rPr>
-                <w:rStyle w:val="Hyperlink"/>
-                <w:noProof/>
-                <w:lang w:val="en-US"/>
-              </w:rPr>
-              <w:t>G.</w:t>
-            </w:r>
-            <w:r>
-              <w:rPr>
-                <w:rFonts w:asciiTheme="minorHAnsi" w:eastAsiaTheme="minorEastAsia" w:hAnsiTheme="minorHAnsi" w:cstheme="minorBidi"/>
-                <w:noProof/>
-                <w:color w:val="auto"/>
-                <w:sz w:val="22"/>
-                <w:lang w:val="en-ID" w:eastAsia="en-ID"/>
-              </w:rPr>
-              <w:tab/>
-            </w:r>
-            <w:r>
-              <w:rPr>
-                <w:rStyle w:val="Hyperlink"/>
-                <w:noProof/>
-                <w:lang w:val="en-US"/>
-              </w:rPr>
-              <w:t>Hosting</w:t>
-            </w:r>
-            <w:r>
-              <w:rPr>
-                <w:noProof/>
-                <w:webHidden/>
-              </w:rPr>
-              <w:tab/>
-            </w:r>
-            <w:r>
-              <w:rPr>
-                <w:noProof/>
-                <w:webHidden/>
-              </w:rPr>
-              <w:fldChar w:fldCharType="begin"/>
-            </w:r>
-            <w:r>
-              <w:rPr>
-                <w:noProof/>
-                <w:webHidden/>
-              </w:rPr>
-              <w:instrText xml:space="preserve"> PAGEREF _Toc59870704 \h </w:instrText>
+              <w:instrText xml:space="preserve"> PAGEREF _Toc63859295 \h </w:instrText>
             </w:r>
             <w:r>
               <w:rPr>
@@ -1944,14 +1592,14 @@
               <w:lang w:val="en-ID" w:eastAsia="en-ID"/>
             </w:rPr>
           </w:pPr>
-          <w:hyperlink w:anchor="_Toc59870705" w:history="1">
+          <w:hyperlink w:anchor="_Toc63859296" w:history="1">
             <w:r>
               <w:rPr>
                 <w:rStyle w:val="Hyperlink"/>
                 <w:noProof/>
                 <w:lang w:val="en-US"/>
               </w:rPr>
-              <w:t>H.</w:t>
+              <w:t>E.</w:t>
             </w:r>
             <w:r>
               <w:rPr>
@@ -1969,7 +1617,7 @@
                 <w:noProof/>
                 <w:lang w:val="en-US"/>
               </w:rPr>
-              <w:t>Blended Learning</w:t>
+              <w:t>Hosting</w:t>
             </w:r>
             <w:r>
               <w:rPr>
@@ -1990,7 +1638,7 @@
                 <w:noProof/>
                 <w:webHidden/>
               </w:rPr>
-              <w:instrText xml:space="preserve"> PAGEREF _Toc59870705 \h </w:instrText>
+              <w:instrText xml:space="preserve"> PAGEREF _Toc63859296 \h </w:instrText>
             </w:r>
             <w:r>
               <w:rPr>
@@ -2032,14 +1680,14 @@
               <w:lang w:val="en-ID" w:eastAsia="en-ID"/>
             </w:rPr>
           </w:pPr>
-          <w:hyperlink w:anchor="_Toc59870706" w:history="1">
+          <w:hyperlink w:anchor="_Toc63859297" w:history="1">
             <w:r>
               <w:rPr>
                 <w:rStyle w:val="Hyperlink"/>
                 <w:noProof/>
                 <w:lang w:val="en-US"/>
               </w:rPr>
-              <w:t>I.</w:t>
+              <w:t>F.</w:t>
             </w:r>
             <w:r>
               <w:rPr>
@@ -2078,7 +1726,183 @@
                 <w:noProof/>
                 <w:webHidden/>
               </w:rPr>
-              <w:instrText xml:space="preserve"> PAGEREF _Toc59870706 \h </w:instrText>
+              <w:instrText xml:space="preserve"> PAGEREF _Toc63859297 \h </w:instrText>
+            </w:r>
+            <w:r>
+              <w:rPr>
+                <w:noProof/>
+                <w:webHidden/>
+              </w:rPr>
+            </w:r>
+            <w:r>
+              <w:rPr>
+                <w:noProof/>
+                <w:webHidden/>
+              </w:rPr>
+              <w:fldChar w:fldCharType="separate"/>
+            </w:r>
+            <w:r>
+              <w:rPr>
+                <w:noProof/>
+                <w:webHidden/>
+              </w:rPr>
+              <w:t>16</w:t>
+            </w:r>
+            <w:r>
+              <w:rPr>
+                <w:noProof/>
+                <w:webHidden/>
+              </w:rPr>
+              <w:fldChar w:fldCharType="end"/>
+            </w:r>
+          </w:hyperlink>
+        </w:p>
+        <w:p>
+          <w:pPr>
+            <w:pStyle w:val="TOC2"/>
+            <w:rPr>
+              <w:rFonts w:asciiTheme="minorHAnsi" w:eastAsiaTheme="minorEastAsia" w:hAnsiTheme="minorHAnsi" w:cstheme="minorBidi"/>
+              <w:noProof/>
+              <w:color w:val="auto"/>
+              <w:sz w:val="22"/>
+              <w:lang w:val="en-ID" w:eastAsia="en-ID"/>
+            </w:rPr>
+          </w:pPr>
+          <w:hyperlink w:anchor="_Toc63859298" w:history="1">
+            <w:r>
+              <w:rPr>
+                <w:rStyle w:val="Hyperlink"/>
+                <w:noProof/>
+                <w:lang w:val="en-US"/>
+              </w:rPr>
+              <w:t>G.</w:t>
+            </w:r>
+            <w:r>
+              <w:rPr>
+                <w:rFonts w:asciiTheme="minorHAnsi" w:eastAsiaTheme="minorEastAsia" w:hAnsiTheme="minorHAnsi" w:cstheme="minorBidi"/>
+                <w:noProof/>
+                <w:color w:val="auto"/>
+                <w:sz w:val="22"/>
+                <w:lang w:val="en-ID" w:eastAsia="en-ID"/>
+              </w:rPr>
+              <w:tab/>
+            </w:r>
+            <w:r>
+              <w:rPr>
+                <w:rStyle w:val="Hyperlink"/>
+                <w:noProof/>
+                <w:lang w:val="en-US"/>
+              </w:rPr>
+              <w:t>Jitsi</w:t>
+            </w:r>
+            <w:r>
+              <w:rPr>
+                <w:noProof/>
+                <w:webHidden/>
+              </w:rPr>
+              <w:tab/>
+            </w:r>
+            <w:r>
+              <w:rPr>
+                <w:noProof/>
+                <w:webHidden/>
+              </w:rPr>
+              <w:fldChar w:fldCharType="begin"/>
+            </w:r>
+            <w:r>
+              <w:rPr>
+                <w:noProof/>
+                <w:webHidden/>
+              </w:rPr>
+              <w:instrText xml:space="preserve"> PAGEREF _Toc63859298 \h </w:instrText>
+            </w:r>
+            <w:r>
+              <w:rPr>
+                <w:noProof/>
+                <w:webHidden/>
+              </w:rPr>
+            </w:r>
+            <w:r>
+              <w:rPr>
+                <w:noProof/>
+                <w:webHidden/>
+              </w:rPr>
+              <w:fldChar w:fldCharType="separate"/>
+            </w:r>
+            <w:r>
+              <w:rPr>
+                <w:noProof/>
+                <w:webHidden/>
+              </w:rPr>
+              <w:t>17</w:t>
+            </w:r>
+            <w:r>
+              <w:rPr>
+                <w:noProof/>
+                <w:webHidden/>
+              </w:rPr>
+              <w:fldChar w:fldCharType="end"/>
+            </w:r>
+          </w:hyperlink>
+        </w:p>
+        <w:p>
+          <w:pPr>
+            <w:pStyle w:val="TOC2"/>
+            <w:rPr>
+              <w:rFonts w:asciiTheme="minorHAnsi" w:eastAsiaTheme="minorEastAsia" w:hAnsiTheme="minorHAnsi" w:cstheme="minorBidi"/>
+              <w:noProof/>
+              <w:color w:val="auto"/>
+              <w:sz w:val="22"/>
+              <w:lang w:val="en-ID" w:eastAsia="en-ID"/>
+            </w:rPr>
+          </w:pPr>
+          <w:hyperlink w:anchor="_Toc63859299" w:history="1">
+            <w:r>
+              <w:rPr>
+                <w:rStyle w:val="Hyperlink"/>
+                <w:noProof/>
+                <w:lang w:val="en-US"/>
+              </w:rPr>
+              <w:t>H.</w:t>
+            </w:r>
+            <w:r>
+              <w:rPr>
+                <w:rFonts w:asciiTheme="minorHAnsi" w:eastAsiaTheme="minorEastAsia" w:hAnsiTheme="minorHAnsi" w:cstheme="minorBidi"/>
+                <w:noProof/>
+                <w:color w:val="auto"/>
+                <w:sz w:val="22"/>
+                <w:lang w:val="en-ID" w:eastAsia="en-ID"/>
+              </w:rPr>
+              <w:tab/>
+            </w:r>
+            <w:r>
+              <w:rPr>
+                <w:rStyle w:val="Hyperlink"/>
+                <w:noProof/>
+                <w:lang w:val="en-US"/>
+              </w:rPr>
+              <w:t>Matrix</w:t>
+            </w:r>
+            <w:r>
+              <w:rPr>
+                <w:noProof/>
+                <w:webHidden/>
+              </w:rPr>
+              <w:tab/>
+            </w:r>
+            <w:r>
+              <w:rPr>
+                <w:noProof/>
+                <w:webHidden/>
+              </w:rPr>
+              <w:fldChar w:fldCharType="begin"/>
+            </w:r>
+            <w:r>
+              <w:rPr>
+                <w:noProof/>
+                <w:webHidden/>
+              </w:rPr>
+              <w:instrText xml:space="preserve"> PAGEREF _Toc63859299 \h </w:instrText>
             </w:r>
             <w:r>
               <w:rPr>
@@ -2120,14 +1944,14 @@
               <w:lang w:val="en-ID" w:eastAsia="en-ID"/>
             </w:rPr>
           </w:pPr>
-          <w:hyperlink w:anchor="_Toc59870707" w:history="1">
+          <w:hyperlink w:anchor="_Toc63859300" w:history="1">
             <w:r>
               <w:rPr>
                 <w:rStyle w:val="Hyperlink"/>
                 <w:noProof/>
                 <w:lang w:val="en-US"/>
               </w:rPr>
-              <w:t>J.</w:t>
+              <w:t>I.</w:t>
             </w:r>
             <w:r>
               <w:rPr>
@@ -2145,7 +1969,7 @@
                 <w:noProof/>
                 <w:lang w:val="en-US"/>
               </w:rPr>
-              <w:t>Jitsi</w:t>
+              <w:t>Penelitian Relevan</w:t>
             </w:r>
             <w:r>
               <w:rPr>
@@ -2166,7 +1990,7 @@
                 <w:noProof/>
                 <w:webHidden/>
               </w:rPr>
-              <w:instrText xml:space="preserve"> PAGEREF _Toc59870707 \h </w:instrText>
+              <w:instrText xml:space="preserve"> PAGEREF _Toc63859300 \h </w:instrText>
             </w:r>
             <w:r>
               <w:rPr>
@@ -2199,40 +2023,23 @@
         </w:p>
         <w:p>
           <w:pPr>
-            <w:pStyle w:val="TOC2"/>
+            <w:pStyle w:val="TOC1"/>
             <w:rPr>
               <w:rFonts w:asciiTheme="minorHAnsi" w:eastAsiaTheme="minorEastAsia" w:hAnsiTheme="minorHAnsi" w:cstheme="minorBidi"/>
+              <w:b w:val="0"/>
               <w:noProof/>
               <w:color w:val="auto"/>
               <w:sz w:val="22"/>
               <w:lang w:val="en-ID" w:eastAsia="en-ID"/>
             </w:rPr>
           </w:pPr>
-          <w:hyperlink w:anchor="_Toc59870708" w:history="1">
+          <w:hyperlink w:anchor="_Toc63859301" w:history="1">
             <w:r>
               <w:rPr>
                 <w:rStyle w:val="Hyperlink"/>
                 <w:noProof/>
               </w:rPr>
-              <w:t>K.</w:t>
-            </w:r>
-            <w:r>
-              <w:rPr>
-                <w:rFonts w:asciiTheme="minorHAnsi" w:eastAsiaTheme="minorEastAsia" w:hAnsiTheme="minorHAnsi" w:cstheme="minorBidi"/>
-                <w:noProof/>
-                <w:color w:val="auto"/>
-                <w:sz w:val="22"/>
-                <w:lang w:val="en-ID" w:eastAsia="en-ID"/>
-              </w:rPr>
-              <w:tab/>
-            </w:r>
-            <w:r>
-              <w:rPr>
-                <w:rStyle w:val="Hyperlink"/>
-                <w:noProof/>
-                <w:lang w:val="id"/>
-              </w:rPr>
-              <w:t>XMPP</w:t>
+              <w:t>BAB III</w:t>
             </w:r>
             <w:r>
               <w:rPr>
@@ -2253,95 +2060,7 @@
                 <w:noProof/>
                 <w:webHidden/>
               </w:rPr>
-              <w:instrText xml:space="preserve"> PAGEREF _Toc59870708 \h </w:instrText>
-            </w:r>
-            <w:r>
-              <w:rPr>
-                <w:noProof/>
-                <w:webHidden/>
-              </w:rPr>
-            </w:r>
-            <w:r>
-              <w:rPr>
-                <w:noProof/>
-                <w:webHidden/>
-              </w:rPr>
-              <w:fldChar w:fldCharType="separate"/>
-            </w:r>
-            <w:r>
-              <w:rPr>
-                <w:noProof/>
-                <w:webHidden/>
-              </w:rPr>
-              <w:t>20</w:t>
-            </w:r>
-            <w:r>
-              <w:rPr>
-                <w:noProof/>
-                <w:webHidden/>
-              </w:rPr>
-              <w:fldChar w:fldCharType="end"/>
-            </w:r>
-          </w:hyperlink>
-        </w:p>
-        <w:p>
-          <w:pPr>
-            <w:pStyle w:val="TOC2"/>
-            <w:rPr>
-              <w:rFonts w:asciiTheme="minorHAnsi" w:eastAsiaTheme="minorEastAsia" w:hAnsiTheme="minorHAnsi" w:cstheme="minorBidi"/>
-              <w:noProof/>
-              <w:color w:val="auto"/>
-              <w:sz w:val="22"/>
-              <w:lang w:val="en-ID" w:eastAsia="en-ID"/>
-            </w:rPr>
-          </w:pPr>
-          <w:hyperlink w:anchor="_Toc59870709" w:history="1">
-            <w:r>
-              <w:rPr>
-                <w:rStyle w:val="Hyperlink"/>
-                <w:noProof/>
-                <w:lang w:val="en-US"/>
-              </w:rPr>
-              <w:t>L.</w:t>
-            </w:r>
-            <w:r>
-              <w:rPr>
-                <w:rFonts w:asciiTheme="minorHAnsi" w:eastAsiaTheme="minorEastAsia" w:hAnsiTheme="minorHAnsi" w:cstheme="minorBidi"/>
-                <w:noProof/>
-                <w:color w:val="auto"/>
-                <w:sz w:val="22"/>
-                <w:lang w:val="en-ID" w:eastAsia="en-ID"/>
-              </w:rPr>
-              <w:tab/>
-            </w:r>
-            <w:r>
-              <w:rPr>
-                <w:rStyle w:val="Hyperlink"/>
-                <w:noProof/>
-                <w:lang w:val="en-US"/>
-              </w:rPr>
-              <w:t>Matrix</w:t>
-            </w:r>
-            <w:r>
-              <w:rPr>
-                <w:noProof/>
-                <w:webHidden/>
-              </w:rPr>
-              <w:tab/>
-            </w:r>
-            <w:r>
-              <w:rPr>
-                <w:noProof/>
-                <w:webHidden/>
-              </w:rPr>
-              <w:fldChar w:fldCharType="begin"/>
-            </w:r>
-            <w:r>
-              <w:rPr>
-                <w:noProof/>
-                <w:webHidden/>
-              </w:rPr>
-              <w:instrText xml:space="preserve"> PAGEREF _Toc59870709 \h </w:instrText>
+              <w:instrText xml:space="preserve"> PAGEREF _Toc63859301 \h </w:instrText>
             </w:r>
             <w:r>
               <w:rPr>
@@ -2383,14 +2102,14 @@
               <w:lang w:val="en-ID" w:eastAsia="en-ID"/>
             </w:rPr>
           </w:pPr>
-          <w:hyperlink w:anchor="_Toc59870710" w:history="1">
+          <w:hyperlink w:anchor="_Toc63859302" w:history="1">
             <w:r>
               <w:rPr>
                 <w:rStyle w:val="Hyperlink"/>
                 <w:noProof/>
                 <w:lang w:val="en-US"/>
               </w:rPr>
-              <w:t>M.</w:t>
+              <w:t>A.</w:t>
             </w:r>
             <w:r>
               <w:rPr>
@@ -2408,7 +2127,7 @@
                 <w:noProof/>
                 <w:lang w:val="en-US"/>
               </w:rPr>
-              <w:t>Penelitian Relevan</w:t>
+              <w:t>Metode Perangcangan Sistem</w:t>
             </w:r>
             <w:r>
               <w:rPr>
@@ -2429,7 +2148,7 @@
                 <w:noProof/>
                 <w:webHidden/>
               </w:rPr>
-              <w:instrText xml:space="preserve"> PAGEREF _Toc59870710 \h </w:instrText>
+              <w:instrText xml:space="preserve"> PAGEREF _Toc63859302 \h </w:instrText>
             </w:r>
             <w:r>
               <w:rPr>
@@ -2449,77 +2168,7 @@
                 <w:noProof/>
                 <w:webHidden/>
               </w:rPr>
-              <w:t>23</w:t>
-            </w:r>
-            <w:r>
-              <w:rPr>
-                <w:noProof/>
-                <w:webHidden/>
-              </w:rPr>
-              <w:fldChar w:fldCharType="end"/>
-            </w:r>
-          </w:hyperlink>
-        </w:p>
-        <w:p>
-          <w:pPr>
-            <w:pStyle w:val="TOC1"/>
-            <w:rPr>
-              <w:rFonts w:asciiTheme="minorHAnsi" w:eastAsiaTheme="minorEastAsia" w:hAnsiTheme="minorHAnsi" w:cstheme="minorBidi"/>
-              <w:b w:val="0"/>
-              <w:noProof/>
-              <w:color w:val="auto"/>
-              <w:sz w:val="22"/>
-              <w:lang w:val="en-ID" w:eastAsia="en-ID"/>
-            </w:rPr>
-          </w:pPr>
-          <w:hyperlink w:anchor="_Toc59870711" w:history="1">
-            <w:r>
-              <w:rPr>
-                <w:rStyle w:val="Hyperlink"/>
-                <w:noProof/>
-              </w:rPr>
-              <w:t>BAB III</w:t>
-            </w:r>
-            <w:r>
-              <w:rPr>
-                <w:noProof/>
-                <w:webHidden/>
-              </w:rPr>
-              <w:tab/>
-            </w:r>
-            <w:r>
-              <w:rPr>
-                <w:noProof/>
-                <w:webHidden/>
-              </w:rPr>
-              <w:fldChar w:fldCharType="begin"/>
-            </w:r>
-            <w:r>
-              <w:rPr>
-                <w:noProof/>
-                <w:webHidden/>
-              </w:rPr>
-              <w:instrText xml:space="preserve"> PAGEREF _Toc59870711 \h </w:instrText>
-            </w:r>
-            <w:r>
-              <w:rPr>
-                <w:noProof/>
-                <w:webHidden/>
-              </w:rPr>
-            </w:r>
-            <w:r>
-              <w:rPr>
-                <w:noProof/>
-                <w:webHidden/>
-              </w:rPr>
-              <w:fldChar w:fldCharType="separate"/>
-            </w:r>
-            <w:r>
-              <w:rPr>
-                <w:noProof/>
-                <w:webHidden/>
-              </w:rPr>
-              <w:t>26</w:t>
+              <w:t>22</w:t>
             </w:r>
             <w:r>
               <w:rPr>
@@ -2541,95 +2190,7 @@
               <w:lang w:val="en-ID" w:eastAsia="en-ID"/>
             </w:rPr>
           </w:pPr>
-          <w:hyperlink w:anchor="_Toc59870712" w:history="1">
-            <w:r>
-              <w:rPr>
-                <w:rStyle w:val="Hyperlink"/>
-                <w:noProof/>
-                <w:lang w:val="id"/>
-              </w:rPr>
-              <w:t>A.</w:t>
-            </w:r>
-            <w:r>
-              <w:rPr>
-                <w:rFonts w:asciiTheme="minorHAnsi" w:eastAsiaTheme="minorEastAsia" w:hAnsiTheme="minorHAnsi" w:cstheme="minorBidi"/>
-                <w:noProof/>
-                <w:color w:val="auto"/>
-                <w:sz w:val="22"/>
-                <w:lang w:val="en-ID" w:eastAsia="en-ID"/>
-              </w:rPr>
-              <w:tab/>
-            </w:r>
-            <w:r>
-              <w:rPr>
-                <w:rStyle w:val="Hyperlink"/>
-                <w:noProof/>
-                <w:lang w:val="id"/>
-              </w:rPr>
-              <w:t>Metode Penelitian</w:t>
-            </w:r>
-            <w:r>
-              <w:rPr>
-                <w:noProof/>
-                <w:webHidden/>
-              </w:rPr>
-              <w:tab/>
-            </w:r>
-            <w:r>
-              <w:rPr>
-                <w:noProof/>
-                <w:webHidden/>
-              </w:rPr>
-              <w:fldChar w:fldCharType="begin"/>
-            </w:r>
-            <w:r>
-              <w:rPr>
-                <w:noProof/>
-                <w:webHidden/>
-              </w:rPr>
-              <w:instrText xml:space="preserve"> PAGEREF _Toc59870712 \h </w:instrText>
-            </w:r>
-            <w:r>
-              <w:rPr>
-                <w:noProof/>
-                <w:webHidden/>
-              </w:rPr>
-            </w:r>
-            <w:r>
-              <w:rPr>
-                <w:noProof/>
-                <w:webHidden/>
-              </w:rPr>
-              <w:fldChar w:fldCharType="separate"/>
-            </w:r>
-            <w:r>
-              <w:rPr>
-                <w:noProof/>
-                <w:webHidden/>
-              </w:rPr>
-              <w:t>26</w:t>
-            </w:r>
-            <w:r>
-              <w:rPr>
-                <w:noProof/>
-                <w:webHidden/>
-              </w:rPr>
-              <w:fldChar w:fldCharType="end"/>
-            </w:r>
-          </w:hyperlink>
-        </w:p>
-        <w:p>
-          <w:pPr>
-            <w:pStyle w:val="TOC2"/>
-            <w:rPr>
-              <w:rFonts w:asciiTheme="minorHAnsi" w:eastAsiaTheme="minorEastAsia" w:hAnsiTheme="minorHAnsi" w:cstheme="minorBidi"/>
-              <w:noProof/>
-              <w:color w:val="auto"/>
-              <w:sz w:val="22"/>
-              <w:lang w:val="en-ID" w:eastAsia="en-ID"/>
-            </w:rPr>
-          </w:pPr>
-          <w:hyperlink w:anchor="_Toc59870713" w:history="1">
+          <w:hyperlink w:anchor="_Toc63859303" w:history="1">
             <w:r>
               <w:rPr>
                 <w:rStyle w:val="Hyperlink"/>
@@ -2675,7 +2236,7 @@
                 <w:noProof/>
                 <w:webHidden/>
               </w:rPr>
-              <w:instrText xml:space="preserve"> PAGEREF _Toc59870713 \h </w:instrText>
+              <w:instrText xml:space="preserve"> PAGEREF _Toc63859303 \h </w:instrText>
             </w:r>
             <w:r>
               <w:rPr>
@@ -2717,7 +2278,7 @@
               <w:lang w:val="en-ID" w:eastAsia="en-ID"/>
             </w:rPr>
           </w:pPr>
-          <w:hyperlink w:anchor="_Toc59870714" w:history="1">
+          <w:hyperlink w:anchor="_Toc63859304" w:history="1">
             <w:r>
               <w:rPr>
                 <w:rStyle w:val="Hyperlink"/>
@@ -2761,7 +2322,7 @@
                 <w:noProof/>
                 <w:webHidden/>
               </w:rPr>
-              <w:instrText xml:space="preserve"> PAGEREF _Toc59870714 \h </w:instrText>
+              <w:instrText xml:space="preserve"> PAGEREF _Toc63859304 \h </w:instrText>
             </w:r>
             <w:r>
               <w:rPr>
@@ -2803,7 +2364,7 @@
               <w:lang w:val="en-ID" w:eastAsia="en-ID"/>
             </w:rPr>
           </w:pPr>
-          <w:hyperlink w:anchor="_Toc59870715" w:history="1">
+          <w:hyperlink w:anchor="_Toc63859305" w:history="1">
             <w:r>
               <w:rPr>
                 <w:rStyle w:val="Hyperlink"/>
@@ -2849,7 +2410,7 @@
                 <w:noProof/>
                 <w:webHidden/>
               </w:rPr>
-              <w:instrText xml:space="preserve"> PAGEREF _Toc59870715 \h </w:instrText>
+              <w:instrText xml:space="preserve"> PAGEREF _Toc63859305 \h </w:instrText>
             </w:r>
             <w:r>
               <w:rPr>
@@ -2891,7 +2452,7 @@
               <w:lang w:val="en-ID" w:eastAsia="en-ID"/>
             </w:rPr>
           </w:pPr>
-          <w:hyperlink w:anchor="_Toc59870716" w:history="1">
+          <w:hyperlink w:anchor="_Toc63859306" w:history="1">
             <w:r>
               <w:rPr>
                 <w:rStyle w:val="Hyperlink"/>
@@ -2899,94 +2460,6 @@
                 <w:lang w:val="en-US"/>
               </w:rPr>
               <w:t>E.</w:t>
-            </w:r>
-            <w:r>
-              <w:rPr>
-                <w:rFonts w:asciiTheme="minorHAnsi" w:eastAsiaTheme="minorEastAsia" w:hAnsiTheme="minorHAnsi" w:cstheme="minorBidi"/>
-                <w:noProof/>
-                <w:color w:val="auto"/>
-                <w:sz w:val="22"/>
-                <w:lang w:val="en-ID" w:eastAsia="en-ID"/>
-              </w:rPr>
-              <w:tab/>
-            </w:r>
-            <w:r>
-              <w:rPr>
-                <w:rStyle w:val="Hyperlink"/>
-                <w:noProof/>
-                <w:lang w:val="en-US"/>
-              </w:rPr>
-              <w:t>Metode Perangcangan Sistem</w:t>
-            </w:r>
-            <w:r>
-              <w:rPr>
-                <w:noProof/>
-                <w:webHidden/>
-              </w:rPr>
-              <w:tab/>
-            </w:r>
-            <w:r>
-              <w:rPr>
-                <w:noProof/>
-                <w:webHidden/>
-              </w:rPr>
-              <w:fldChar w:fldCharType="begin"/>
-            </w:r>
-            <w:r>
-              <w:rPr>
-                <w:noProof/>
-                <w:webHidden/>
-              </w:rPr>
-              <w:instrText xml:space="preserve"> PAGEREF _Toc59870716 \h </w:instrText>
-            </w:r>
-            <w:r>
-              <w:rPr>
-                <w:noProof/>
-                <w:webHidden/>
-              </w:rPr>
-            </w:r>
-            <w:r>
-              <w:rPr>
-                <w:noProof/>
-                <w:webHidden/>
-              </w:rPr>
-              <w:fldChar w:fldCharType="separate"/>
-            </w:r>
-            <w:r>
-              <w:rPr>
-                <w:noProof/>
-                <w:webHidden/>
-              </w:rPr>
-              <w:t>34</w:t>
-            </w:r>
-            <w:r>
-              <w:rPr>
-                <w:noProof/>
-                <w:webHidden/>
-              </w:rPr>
-              <w:fldChar w:fldCharType="end"/>
-            </w:r>
-          </w:hyperlink>
-        </w:p>
-        <w:p>
-          <w:pPr>
-            <w:pStyle w:val="TOC2"/>
-            <w:rPr>
-              <w:rFonts w:asciiTheme="minorHAnsi" w:eastAsiaTheme="minorEastAsia" w:hAnsiTheme="minorHAnsi" w:cstheme="minorBidi"/>
-              <w:noProof/>
-              <w:color w:val="auto"/>
-              <w:sz w:val="22"/>
-              <w:lang w:val="en-ID" w:eastAsia="en-ID"/>
-            </w:rPr>
-          </w:pPr>
-          <w:hyperlink w:anchor="_Toc59870717" w:history="1">
-            <w:r>
-              <w:rPr>
-                <w:rStyle w:val="Hyperlink"/>
-                <w:noProof/>
-                <w:lang w:val="en-US"/>
-              </w:rPr>
-              <w:t>F.</w:t>
             </w:r>
             <w:r>
               <w:rPr>
@@ -3025,7 +2498,7 @@
                 <w:noProof/>
                 <w:webHidden/>
               </w:rPr>
-              <w:instrText xml:space="preserve"> PAGEREF _Toc59870717 \h </w:instrText>
+              <w:instrText xml:space="preserve"> PAGEREF _Toc63859306 \h </w:instrText>
             </w:r>
             <w:r>
               <w:rPr>
@@ -3045,7 +2518,7 @@
                 <w:noProof/>
                 <w:webHidden/>
               </w:rPr>
-              <w:t>38</w:t>
+              <w:t>34</w:t>
             </w:r>
             <w:r>
               <w:rPr>
@@ -3068,7 +2541,7 @@
               <w:lang w:val="en-ID" w:eastAsia="en-ID"/>
             </w:rPr>
           </w:pPr>
-          <w:hyperlink w:anchor="_Toc59870718" w:history="1">
+          <w:hyperlink w:anchor="_Toc63859307" w:history="1">
             <w:r>
               <w:rPr>
                 <w:rStyle w:val="Hyperlink"/>
@@ -3096,7 +2569,7 @@
                 <w:noProof/>
                 <w:webHidden/>
               </w:rPr>
-              <w:instrText xml:space="preserve"> PAGEREF _Toc59870718 \h </w:instrText>
+              <w:instrText xml:space="preserve"> PAGEREF _Toc63859307 \h </w:instrText>
             </w:r>
             <w:r>
               <w:rPr>
@@ -3116,7 +2589,7 @@
                 <w:noProof/>
                 <w:webHidden/>
               </w:rPr>
-              <w:t>39</w:t>
+              <w:t>35</w:t>
             </w:r>
             <w:r>
               <w:rPr>
@@ -3171,7 +2644,7 @@
           <w:lang w:val="en-US"/>
         </w:rPr>
       </w:pPr>
-      <w:bookmarkStart w:id="1" w:name="_Toc59870688"/>
+      <w:bookmarkStart w:id="1" w:name="_Toc63859283"/>
       <w:r>
         <w:rPr>
           <w:lang w:val="en-US"/>
@@ -3661,7 +3134,7 @@
           <w:lang w:val="en-US"/>
         </w:rPr>
       </w:pPr>
-      <w:bookmarkStart w:id="3" w:name="_Toc59870689"/>
+      <w:bookmarkStart w:id="3" w:name="_Toc63859284"/>
       <w:r>
         <w:rPr>
           <w:lang w:val="en-US"/>
@@ -3927,7 +3400,7 @@
           <w:lang w:val="en-US"/>
         </w:rPr>
       </w:pPr>
-      <w:bookmarkStart w:id="4" w:name="_Toc59870690"/>
+      <w:bookmarkStart w:id="4" w:name="_Toc63859285"/>
       <w:r>
         <w:lastRenderedPageBreak/>
         <w:t>BAB I</w:t>
@@ -3967,7 +3440,7 @@
         <w:pStyle w:val="Heading2"/>
       </w:pPr>
       <w:bookmarkStart w:id="5" w:name="_Toc59858815"/>
-      <w:bookmarkStart w:id="6" w:name="_Toc59870691"/>
+      <w:bookmarkStart w:id="6" w:name="_Toc63859286"/>
       <w:r>
         <w:t>A.</w:t>
       </w:r>
@@ -4632,91 +4105,7 @@
                                 <w:szCs w:val="24"/>
                                 <w:lang w:val="en-US"/>
                               </w:rPr>
-                              <w:t xml:space="preserve"> Diagram </w:t>
-                            </w:r>
-                            <w:proofErr w:type="spellStart"/>
-                            <w:r>
-                              <w:rPr>
-                                <w:b/>
-                                <w:bCs/>
-                                <w:i w:val="0"/>
-                                <w:iCs w:val="0"/>
-                                <w:color w:val="auto"/>
-                                <w:sz w:val="24"/>
-                                <w:szCs w:val="24"/>
-                                <w:lang w:val="en-US"/>
-                              </w:rPr>
-                              <w:t>Fasilitas</w:t>
-                            </w:r>
-                            <w:proofErr w:type="spellEnd"/>
-                            <w:r>
-                              <w:rPr>
-                                <w:b/>
-                                <w:bCs/>
-                                <w:i w:val="0"/>
-                                <w:iCs w:val="0"/>
-                                <w:color w:val="auto"/>
-                                <w:sz w:val="24"/>
-                                <w:szCs w:val="24"/>
-                                <w:lang w:val="en-US"/>
-                              </w:rPr>
-                              <w:t xml:space="preserve"> </w:t>
-                            </w:r>
-                            <w:proofErr w:type="spellStart"/>
-                            <w:r>
-                              <w:rPr>
-                                <w:b/>
-                                <w:bCs/>
-                                <w:i w:val="0"/>
-                                <w:iCs w:val="0"/>
-                                <w:color w:val="auto"/>
-                                <w:sz w:val="24"/>
-                                <w:szCs w:val="24"/>
-                                <w:lang w:val="en-US"/>
-                              </w:rPr>
-                              <w:t>Pembelajaran</w:t>
-                            </w:r>
-                            <w:proofErr w:type="spellEnd"/>
-                            <w:r>
-                              <w:rPr>
-                                <w:b/>
-                                <w:bCs/>
-                                <w:i w:val="0"/>
-                                <w:iCs w:val="0"/>
-                                <w:color w:val="auto"/>
-                                <w:sz w:val="24"/>
-                                <w:szCs w:val="24"/>
-                                <w:lang w:val="en-US"/>
-                              </w:rPr>
-                              <w:t xml:space="preserve"> Jarak </w:t>
-                            </w:r>
-                            <w:proofErr w:type="spellStart"/>
-                            <w:r>
-                              <w:rPr>
-                                <w:b/>
-                                <w:bCs/>
-                                <w:i w:val="0"/>
-                                <w:iCs w:val="0"/>
-                                <w:color w:val="auto"/>
-                                <w:sz w:val="24"/>
-                                <w:szCs w:val="24"/>
-                                <w:lang w:val="en-US"/>
-                              </w:rPr>
-                              <w:t>Jauh</w:t>
-                            </w:r>
-                            <w:proofErr w:type="spellEnd"/>
-                            <w:r>
-                              <w:rPr>
-                                <w:b/>
-                                <w:bCs/>
-                                <w:i w:val="0"/>
-                                <w:iCs w:val="0"/>
-                                <w:color w:val="auto"/>
-                                <w:sz w:val="24"/>
-                                <w:szCs w:val="24"/>
-                                <w:lang w:val="en-US"/>
-                              </w:rPr>
-                              <w:t xml:space="preserve"> LKPT PP IPNU</w:t>
+                              <w:t xml:space="preserve"> Diagram Fasilitas Pembelajaran Jarak Jauh LKPT PP IPNU</w:t>
                             </w:r>
                           </w:p>
                         </w:txbxContent>
@@ -4845,91 +4234,7 @@
                           <w:szCs w:val="24"/>
                           <w:lang w:val="en-US"/>
                         </w:rPr>
-                        <w:t xml:space="preserve"> Diagram </w:t>
-                      </w:r>
-                      <w:proofErr w:type="spellStart"/>
-                      <w:r>
-                        <w:rPr>
-                          <w:b/>
-                          <w:bCs/>
-                          <w:i w:val="0"/>
-                          <w:iCs w:val="0"/>
-                          <w:color w:val="auto"/>
-                          <w:sz w:val="24"/>
-                          <w:szCs w:val="24"/>
-                          <w:lang w:val="en-US"/>
-                        </w:rPr>
-                        <w:t>Fasilitas</w:t>
-                      </w:r>
-                      <w:proofErr w:type="spellEnd"/>
-                      <w:r>
-                        <w:rPr>
-                          <w:b/>
-                          <w:bCs/>
-                          <w:i w:val="0"/>
-                          <w:iCs w:val="0"/>
-                          <w:color w:val="auto"/>
-                          <w:sz w:val="24"/>
-                          <w:szCs w:val="24"/>
-                          <w:lang w:val="en-US"/>
-                        </w:rPr>
-                        <w:t xml:space="preserve"> </w:t>
-                      </w:r>
-                      <w:proofErr w:type="spellStart"/>
-                      <w:r>
-                        <w:rPr>
-                          <w:b/>
-                          <w:bCs/>
-                          <w:i w:val="0"/>
-                          <w:iCs w:val="0"/>
-                          <w:color w:val="auto"/>
-                          <w:sz w:val="24"/>
-                          <w:szCs w:val="24"/>
-                          <w:lang w:val="en-US"/>
-                        </w:rPr>
-                        <w:t>Pembelajaran</w:t>
-                      </w:r>
-                      <w:proofErr w:type="spellEnd"/>
-                      <w:r>
-                        <w:rPr>
-                          <w:b/>
-                          <w:bCs/>
-                          <w:i w:val="0"/>
-                          <w:iCs w:val="0"/>
-                          <w:color w:val="auto"/>
-                          <w:sz w:val="24"/>
-                          <w:szCs w:val="24"/>
-                          <w:lang w:val="en-US"/>
-                        </w:rPr>
-                        <w:t xml:space="preserve"> Jarak </w:t>
-                      </w:r>
-                      <w:proofErr w:type="spellStart"/>
-                      <w:r>
-                        <w:rPr>
-                          <w:b/>
-                          <w:bCs/>
-                          <w:i w:val="0"/>
-                          <w:iCs w:val="0"/>
-                          <w:color w:val="auto"/>
-                          <w:sz w:val="24"/>
-                          <w:szCs w:val="24"/>
-                          <w:lang w:val="en-US"/>
-                        </w:rPr>
-                        <w:t>Jauh</w:t>
-                      </w:r>
-                      <w:proofErr w:type="spellEnd"/>
-                      <w:r>
-                        <w:rPr>
-                          <w:b/>
-                          <w:bCs/>
-                          <w:i w:val="0"/>
-                          <w:iCs w:val="0"/>
-                          <w:color w:val="auto"/>
-                          <w:sz w:val="24"/>
-                          <w:szCs w:val="24"/>
-                          <w:lang w:val="en-US"/>
-                        </w:rPr>
-                        <w:t xml:space="preserve"> LKPT PP IPNU</w:t>
+                        <w:t xml:space="preserve"> Diagram Fasilitas Pembelajaran Jarak Jauh LKPT PP IPNU</w:t>
                       </w:r>
                     </w:p>
                   </w:txbxContent>
@@ -5250,7 +4555,7 @@
         <w:pStyle w:val="Heading2"/>
       </w:pPr>
       <w:bookmarkStart w:id="7" w:name="_Toc59858816"/>
-      <w:bookmarkStart w:id="8" w:name="_Toc59870692"/>
+      <w:bookmarkStart w:id="8" w:name="_Toc63859287"/>
       <w:r>
         <w:t>B.</w:t>
       </w:r>
@@ -6778,7 +6083,7 @@
         <w:pStyle w:val="Heading2"/>
       </w:pPr>
       <w:bookmarkStart w:id="9" w:name="_Toc59858817"/>
-      <w:bookmarkStart w:id="10" w:name="_Toc59870693"/>
+      <w:bookmarkStart w:id="10" w:name="_Toc63859288"/>
       <w:r>
         <w:lastRenderedPageBreak/>
         <w:t>C.</w:t>
@@ -7001,7 +6306,7 @@
         <w:pStyle w:val="Heading2"/>
       </w:pPr>
       <w:bookmarkStart w:id="11" w:name="_Toc59858818"/>
-      <w:bookmarkStart w:id="12" w:name="_Toc59870694"/>
+      <w:bookmarkStart w:id="12" w:name="_Toc63859289"/>
       <w:r>
         <w:t>D.</w:t>
       </w:r>
@@ -7206,7 +6511,7 @@
         <w:pStyle w:val="Heading2"/>
       </w:pPr>
       <w:bookmarkStart w:id="13" w:name="_Toc59858819"/>
-      <w:bookmarkStart w:id="14" w:name="_Toc59870695"/>
+      <w:bookmarkStart w:id="14" w:name="_Toc63859290"/>
       <w:r>
         <w:t>E.</w:t>
       </w:r>
@@ -7454,7 +6759,7 @@
         <w:pStyle w:val="Heading2"/>
       </w:pPr>
       <w:bookmarkStart w:id="15" w:name="_Toc59858820"/>
-      <w:bookmarkStart w:id="16" w:name="_Toc59870696"/>
+      <w:bookmarkStart w:id="16" w:name="_Toc63859291"/>
       <w:r>
         <w:t>F.</w:t>
       </w:r>
@@ -8845,7 +8150,7 @@
           <w:lang w:val="en-US"/>
         </w:rPr>
       </w:pPr>
-      <w:bookmarkStart w:id="17" w:name="_Toc59870697"/>
+      <w:bookmarkStart w:id="17" w:name="_Toc63859292"/>
       <w:r>
         <w:rPr>
           <w:lang w:val="en-US"/>
@@ -8889,7 +8194,7 @@
         </w:numPr>
         <w:ind w:left="284" w:hanging="284"/>
       </w:pPr>
-      <w:bookmarkStart w:id="18" w:name="_Toc59870698"/>
+      <w:bookmarkStart w:id="18" w:name="_Toc63859293"/>
       <w:r>
         <w:rPr>
           <w:lang w:val="en-US"/>
@@ -8950,7 +8255,7 @@
         </w:numPr>
         <w:ind w:left="284" w:hanging="284"/>
       </w:pPr>
-      <w:bookmarkStart w:id="19" w:name="_Toc59870699"/>
+      <w:bookmarkStart w:id="19" w:name="_Toc63859294"/>
       <w:r>
         <w:rPr>
           <w:lang w:val="en-US"/>
@@ -10422,7 +9727,6 @@
         <w:t xml:space="preserve"> </w:t>
       </w:r>
       <w:proofErr w:type="spellStart"/>
-      <w:proofErr w:type="gramStart"/>
       <w:r>
         <w:rPr>
           <w:rFonts w:ascii="Times New Roman" w:hAnsi="Times New Roman" w:cs="Times New Roman"/>
@@ -10445,17 +9749,7 @@
           <w:iCs/>
           <w:lang w:val="en-US"/>
         </w:rPr>
-        <w:t xml:space="preserve"> conferences</w:t>
-      </w:r>
-      <w:proofErr w:type="gramEnd"/>
-      <w:r>
-        <w:rPr>
-          <w:rFonts w:ascii="Times New Roman" w:hAnsi="Times New Roman" w:cs="Times New Roman"/>
-          <w:i/>
-          <w:iCs/>
-          <w:lang w:val="en-US"/>
-        </w:rPr>
-        <w:t xml:space="preserve"> </w:t>
+        <w:t xml:space="preserve"> conferences </w:t>
       </w:r>
       <w:r>
         <w:rPr>
@@ -10478,21 +9772,12 @@
           <w:lang w:val="en-US"/>
         </w:rPr>
       </w:pPr>
-      <w:bookmarkStart w:id="20" w:name="_Toc59870701"/>
-      <w:r>
-        <w:rPr>
-          <w:rFonts w:ascii="Times New Roman" w:hAnsi="Times New Roman" w:cs="Times New Roman"/>
-          <w:lang w:val="en-US"/>
-        </w:rPr>
-        <w:t>Video Conference</w:t>
-      </w:r>
-      <w:bookmarkEnd w:id="20"/>
-      <w:r>
-        <w:rPr>
-          <w:rFonts w:ascii="Times New Roman" w:hAnsi="Times New Roman" w:cs="Times New Roman"/>
-          <w:lang w:val="en-US"/>
-        </w:rPr>
-        <w:t xml:space="preserve"> </w:t>
+      <w:r>
+        <w:rPr>
+          <w:rFonts w:ascii="Times New Roman" w:hAnsi="Times New Roman" w:cs="Times New Roman"/>
+          <w:lang w:val="en-US"/>
+        </w:rPr>
+        <w:t xml:space="preserve">Video Conference </w:t>
       </w:r>
     </w:p>
     <w:p>
@@ -10934,7 +10219,6 @@
         <w:t xml:space="preserve"> </w:t>
       </w:r>
       <w:proofErr w:type="spellStart"/>
-      <w:proofErr w:type="gramStart"/>
       <w:r>
         <w:rPr>
           <w:rFonts w:ascii="Times New Roman" w:hAnsi="Times New Roman" w:cs="Times New Roman"/>
@@ -10948,15 +10232,7 @@
           <w:rFonts w:ascii="Times New Roman" w:hAnsi="Times New Roman" w:cs="Times New Roman"/>
           <w:lang w:val="en-US"/>
         </w:rPr>
-        <w:t xml:space="preserve">  popular</w:t>
-      </w:r>
-      <w:proofErr w:type="gramEnd"/>
-      <w:r>
-        <w:rPr>
-          <w:rFonts w:ascii="Times New Roman" w:hAnsi="Times New Roman" w:cs="Times New Roman"/>
-          <w:lang w:val="en-US"/>
-        </w:rPr>
-        <w:t xml:space="preserve"> </w:t>
+        <w:t xml:space="preserve">  popular </w:t>
       </w:r>
       <w:proofErr w:type="spellStart"/>
       <w:r>
@@ -11403,14 +10679,12 @@
           <w:rFonts w:ascii="Times New Roman" w:hAnsi="Times New Roman" w:cs="Times New Roman"/>
         </w:rPr>
       </w:pPr>
-      <w:bookmarkStart w:id="21" w:name="_Toc59870702"/>
       <w:r>
         <w:rPr>
           <w:rFonts w:ascii="Times New Roman" w:hAnsi="Times New Roman" w:cs="Times New Roman"/>
         </w:rPr>
         <w:t>Audio Conference</w:t>
       </w:r>
-      <w:bookmarkEnd w:id="21"/>
     </w:p>
     <w:p>
       <w:pPr>
@@ -11423,7 +10697,6 @@
           <w:lang w:val="en-US"/>
         </w:rPr>
       </w:pPr>
-      <w:proofErr w:type="gramStart"/>
       <w:r>
         <w:rPr>
           <w:rFonts w:ascii="Times New Roman" w:hAnsi="Times New Roman"/>
@@ -11433,7 +10706,6 @@
         </w:rPr>
         <w:t>Audio  Conference</w:t>
       </w:r>
-      <w:proofErr w:type="gramEnd"/>
       <w:r>
         <w:rPr>
           <w:rFonts w:ascii="Times New Roman" w:hAnsi="Times New Roman"/>
@@ -12307,7 +11579,6 @@
         <w:t xml:space="preserve"> </w:t>
       </w:r>
       <w:proofErr w:type="spellStart"/>
-      <w:proofErr w:type="gramStart"/>
       <w:r>
         <w:rPr>
           <w:rFonts w:ascii="Times New Roman" w:hAnsi="Times New Roman"/>
@@ -12332,7 +11603,6 @@
         <w:t>sedikit</w:t>
       </w:r>
       <w:proofErr w:type="spellEnd"/>
-      <w:proofErr w:type="gramEnd"/>
       <w:r>
         <w:rPr>
           <w:rFonts w:ascii="Times New Roman" w:hAnsi="Times New Roman"/>
@@ -13258,14 +12528,14 @@
           <w:lang w:val="en-US"/>
         </w:rPr>
       </w:pPr>
-      <w:bookmarkStart w:id="22" w:name="_Toc59870703"/>
+      <w:bookmarkStart w:id="20" w:name="_Toc63859295"/>
       <w:r>
         <w:rPr>
           <w:lang w:val="en-US"/>
         </w:rPr>
         <w:t>WebRTC</w:t>
       </w:r>
-      <w:bookmarkEnd w:id="22"/>
+      <w:bookmarkEnd w:id="20"/>
     </w:p>
     <w:p>
       <w:pPr>
@@ -15117,7 +14387,6 @@
         </w:rPr>
         <w:t xml:space="preserve"> </w:t>
       </w:r>
-      <w:proofErr w:type="gramStart"/>
       <w:r>
         <w:rPr>
           <w:rFonts w:ascii="Times New Roman" w:hAnsi="Times New Roman" w:cs="Times New Roman"/>
@@ -15152,7 +14421,6 @@
         <w:t>coference</w:t>
       </w:r>
       <w:proofErr w:type="spellEnd"/>
-      <w:proofErr w:type="gramEnd"/>
       <w:r>
         <w:rPr>
           <w:rFonts w:ascii="Times New Roman" w:hAnsi="Times New Roman" w:cs="Times New Roman"/>
@@ -15349,7 +14617,7 @@
           <w:lang w:val="en-US"/>
         </w:rPr>
       </w:pPr>
-      <w:bookmarkStart w:id="23" w:name="_Toc59870704"/>
+      <w:bookmarkStart w:id="21" w:name="_Toc63859296"/>
       <w:r>
         <w:rPr>
           <w:lang w:val="en-US"/>
@@ -15357,7 +14625,7 @@
         <w:lastRenderedPageBreak/>
         <w:t>Hosting</w:t>
       </w:r>
-      <w:bookmarkEnd w:id="23"/>
+      <w:bookmarkEnd w:id="21"/>
     </w:p>
     <w:p>
       <w:pPr>
@@ -15761,14 +15029,14 @@
           <w:lang w:val="en-US"/>
         </w:rPr>
       </w:pPr>
-      <w:bookmarkStart w:id="24" w:name="_Toc59870706"/>
+      <w:bookmarkStart w:id="22" w:name="_Toc63859297"/>
       <w:r>
         <w:rPr>
           <w:lang w:val="en-US"/>
         </w:rPr>
         <w:t>Konsep dan Parameter QoS</w:t>
       </w:r>
-      <w:bookmarkEnd w:id="24"/>
+      <w:bookmarkEnd w:id="22"/>
     </w:p>
     <w:p>
       <w:pPr>
@@ -15870,9 +15138,214 @@
           <w:color w:val="auto"/>
           <w:lang w:val="en-US"/>
         </w:rPr>
-        <w:t xml:space="preserve">video </w:t>
-      </w:r>
-      <w:proofErr w:type="gramStart"/>
+        <w:t xml:space="preserve">video conference </w:t>
+      </w:r>
+      <w:r>
+        <w:rPr>
+          <w:rFonts w:ascii="Times New Roman" w:hAnsi="Times New Roman" w:cs="Times New Roman"/>
+          <w:color w:val="auto"/>
+          <w:lang w:val="en-US"/>
+        </w:rPr>
+        <w:t xml:space="preserve"> </w:t>
+      </w:r>
+      <w:proofErr w:type="spellStart"/>
+      <w:r>
+        <w:rPr>
+          <w:rFonts w:ascii="Times New Roman" w:hAnsi="Times New Roman" w:cs="Times New Roman"/>
+          <w:color w:val="auto"/>
+          <w:lang w:val="en-US"/>
+        </w:rPr>
+        <w:t>dapat</w:t>
+      </w:r>
+      <w:proofErr w:type="spellEnd"/>
+      <w:r>
+        <w:rPr>
+          <w:rFonts w:ascii="Times New Roman" w:hAnsi="Times New Roman" w:cs="Times New Roman"/>
+          <w:color w:val="auto"/>
+          <w:lang w:val="en-US"/>
+        </w:rPr>
+        <w:t xml:space="preserve"> </w:t>
+      </w:r>
+      <w:proofErr w:type="spellStart"/>
+      <w:r>
+        <w:rPr>
+          <w:rFonts w:ascii="Times New Roman" w:hAnsi="Times New Roman" w:cs="Times New Roman"/>
+          <w:color w:val="auto"/>
+          <w:lang w:val="en-US"/>
+        </w:rPr>
+        <w:t>terwujud</w:t>
+      </w:r>
+      <w:proofErr w:type="spellEnd"/>
+      <w:r>
+        <w:rPr>
+          <w:rFonts w:ascii="Times New Roman" w:hAnsi="Times New Roman" w:cs="Times New Roman"/>
+          <w:color w:val="auto"/>
+          <w:lang w:val="en-US"/>
+        </w:rPr>
+        <w:t xml:space="preserve"> </w:t>
+      </w:r>
+      <w:proofErr w:type="spellStart"/>
+      <w:r>
+        <w:rPr>
+          <w:rFonts w:ascii="Times New Roman" w:hAnsi="Times New Roman" w:cs="Times New Roman"/>
+          <w:color w:val="auto"/>
+          <w:lang w:val="en-US"/>
+        </w:rPr>
+        <w:t>dengan</w:t>
+      </w:r>
+      <w:proofErr w:type="spellEnd"/>
+      <w:r>
+        <w:rPr>
+          <w:rFonts w:ascii="Times New Roman" w:hAnsi="Times New Roman" w:cs="Times New Roman"/>
+          <w:color w:val="auto"/>
+          <w:lang w:val="en-US"/>
+        </w:rPr>
+        <w:t xml:space="preserve"> </w:t>
+      </w:r>
+      <w:proofErr w:type="spellStart"/>
+      <w:r>
+        <w:rPr>
+          <w:rFonts w:ascii="Times New Roman" w:hAnsi="Times New Roman" w:cs="Times New Roman"/>
+          <w:color w:val="auto"/>
+          <w:lang w:val="en-US"/>
+        </w:rPr>
+        <w:t>pemanfaatan</w:t>
+      </w:r>
+      <w:proofErr w:type="spellEnd"/>
+      <w:r>
+        <w:rPr>
+          <w:rFonts w:ascii="Times New Roman" w:hAnsi="Times New Roman" w:cs="Times New Roman"/>
+          <w:color w:val="auto"/>
+          <w:lang w:val="en-US"/>
+        </w:rPr>
+        <w:t xml:space="preserve"> </w:t>
+      </w:r>
+      <w:proofErr w:type="spellStart"/>
+      <w:r>
+        <w:rPr>
+          <w:rFonts w:ascii="Times New Roman" w:hAnsi="Times New Roman" w:cs="Times New Roman"/>
+          <w:color w:val="auto"/>
+          <w:lang w:val="en-US"/>
+        </w:rPr>
+        <w:t>berbagai</w:t>
+      </w:r>
+      <w:proofErr w:type="spellEnd"/>
+      <w:r>
+        <w:rPr>
+          <w:rFonts w:ascii="Times New Roman" w:hAnsi="Times New Roman" w:cs="Times New Roman"/>
+          <w:color w:val="auto"/>
+          <w:lang w:val="en-US"/>
+        </w:rPr>
+        <w:t xml:space="preserve"> media </w:t>
+      </w:r>
+      <w:proofErr w:type="spellStart"/>
+      <w:r>
+        <w:rPr>
+          <w:rFonts w:ascii="Times New Roman" w:hAnsi="Times New Roman" w:cs="Times New Roman"/>
+          <w:color w:val="auto"/>
+          <w:lang w:val="en-US"/>
+        </w:rPr>
+        <w:t>telekomunikasi</w:t>
+      </w:r>
+      <w:proofErr w:type="spellEnd"/>
+      <w:r>
+        <w:rPr>
+          <w:rFonts w:ascii="Times New Roman" w:hAnsi="Times New Roman" w:cs="Times New Roman"/>
+          <w:color w:val="auto"/>
+          <w:lang w:val="en-US"/>
+        </w:rPr>
+        <w:t xml:space="preserve"> salah </w:t>
+      </w:r>
+      <w:proofErr w:type="spellStart"/>
+      <w:r>
+        <w:rPr>
+          <w:rFonts w:ascii="Times New Roman" w:hAnsi="Times New Roman" w:cs="Times New Roman"/>
+          <w:color w:val="auto"/>
+          <w:lang w:val="en-US"/>
+        </w:rPr>
+        <w:t>satunya</w:t>
+      </w:r>
+      <w:proofErr w:type="spellEnd"/>
+      <w:r>
+        <w:rPr>
+          <w:rFonts w:ascii="Times New Roman" w:hAnsi="Times New Roman" w:cs="Times New Roman"/>
+          <w:color w:val="auto"/>
+          <w:lang w:val="en-US"/>
+        </w:rPr>
+        <w:t xml:space="preserve"> </w:t>
+      </w:r>
+      <w:proofErr w:type="spellStart"/>
+      <w:r>
+        <w:rPr>
+          <w:rFonts w:ascii="Times New Roman" w:hAnsi="Times New Roman" w:cs="Times New Roman"/>
+          <w:color w:val="auto"/>
+          <w:lang w:val="en-US"/>
+        </w:rPr>
+        <w:t>jaringan</w:t>
+      </w:r>
+      <w:proofErr w:type="spellEnd"/>
+      <w:r>
+        <w:rPr>
+          <w:rFonts w:ascii="Times New Roman" w:hAnsi="Times New Roman" w:cs="Times New Roman"/>
+          <w:color w:val="auto"/>
+          <w:lang w:val="en-US"/>
+        </w:rPr>
+        <w:t xml:space="preserve"> computer </w:t>
+      </w:r>
+      <w:proofErr w:type="spellStart"/>
+      <w:r>
+        <w:rPr>
+          <w:rFonts w:ascii="Times New Roman" w:hAnsi="Times New Roman" w:cs="Times New Roman"/>
+          <w:color w:val="auto"/>
+          <w:lang w:val="en-US"/>
+        </w:rPr>
+        <w:t>berbasi</w:t>
+      </w:r>
+      <w:proofErr w:type="spellEnd"/>
+      <w:r>
+        <w:rPr>
+          <w:rFonts w:ascii="Times New Roman" w:hAnsi="Times New Roman" w:cs="Times New Roman"/>
+          <w:color w:val="auto"/>
+          <w:lang w:val="en-US"/>
+        </w:rPr>
+        <w:t xml:space="preserve"> IP. Parameter </w:t>
+      </w:r>
+      <w:proofErr w:type="spellStart"/>
+      <w:r>
+        <w:rPr>
+          <w:rFonts w:ascii="Times New Roman" w:hAnsi="Times New Roman" w:cs="Times New Roman"/>
+          <w:color w:val="auto"/>
+          <w:lang w:val="en-US"/>
+        </w:rPr>
+        <w:t>kualitas</w:t>
+      </w:r>
+      <w:proofErr w:type="spellEnd"/>
+      <w:r>
+        <w:rPr>
+          <w:rFonts w:ascii="Times New Roman" w:hAnsi="Times New Roman" w:cs="Times New Roman"/>
+          <w:color w:val="auto"/>
+          <w:lang w:val="en-US"/>
+        </w:rPr>
+        <w:t xml:space="preserve"> </w:t>
+      </w:r>
+      <w:proofErr w:type="spellStart"/>
+      <w:r>
+        <w:rPr>
+          <w:rFonts w:ascii="Times New Roman" w:hAnsi="Times New Roman" w:cs="Times New Roman"/>
+          <w:color w:val="auto"/>
+          <w:lang w:val="en-US"/>
+        </w:rPr>
+        <w:t>layanan</w:t>
+      </w:r>
+      <w:proofErr w:type="spellEnd"/>
+      <w:r>
+        <w:rPr>
+          <w:rFonts w:ascii="Times New Roman" w:hAnsi="Times New Roman" w:cs="Times New Roman"/>
+          <w:color w:val="auto"/>
+          <w:lang w:val="en-US"/>
+        </w:rPr>
+        <w:t xml:space="preserve"> </w:t>
+      </w:r>
       <w:r>
         <w:rPr>
           <w:rFonts w:ascii="Times New Roman" w:hAnsi="Times New Roman" w:cs="Times New Roman"/>
@@ -15881,133 +15354,24 @@
           <w:color w:val="auto"/>
           <w:lang w:val="en-US"/>
         </w:rPr>
-        <w:t xml:space="preserve">conference </w:t>
-      </w:r>
-      <w:r>
-        <w:rPr>
-          <w:rFonts w:ascii="Times New Roman" w:hAnsi="Times New Roman" w:cs="Times New Roman"/>
-          <w:color w:val="auto"/>
-          <w:lang w:val="en-US"/>
-        </w:rPr>
-        <w:t xml:space="preserve"> </w:t>
-      </w:r>
-      <w:proofErr w:type="spellStart"/>
-      <w:r>
-        <w:rPr>
-          <w:rFonts w:ascii="Times New Roman" w:hAnsi="Times New Roman" w:cs="Times New Roman"/>
-          <w:color w:val="auto"/>
-          <w:lang w:val="en-US"/>
-        </w:rPr>
-        <w:t>dapat</w:t>
-      </w:r>
-      <w:proofErr w:type="spellEnd"/>
-      <w:proofErr w:type="gramEnd"/>
-      <w:r>
-        <w:rPr>
-          <w:rFonts w:ascii="Times New Roman" w:hAnsi="Times New Roman" w:cs="Times New Roman"/>
-          <w:color w:val="auto"/>
-          <w:lang w:val="en-US"/>
-        </w:rPr>
-        <w:t xml:space="preserve"> </w:t>
-      </w:r>
-      <w:proofErr w:type="spellStart"/>
-      <w:r>
-        <w:rPr>
-          <w:rFonts w:ascii="Times New Roman" w:hAnsi="Times New Roman" w:cs="Times New Roman"/>
-          <w:color w:val="auto"/>
-          <w:lang w:val="en-US"/>
-        </w:rPr>
-        <w:t>terwujud</w:t>
-      </w:r>
-      <w:proofErr w:type="spellEnd"/>
-      <w:r>
-        <w:rPr>
-          <w:rFonts w:ascii="Times New Roman" w:hAnsi="Times New Roman" w:cs="Times New Roman"/>
-          <w:color w:val="auto"/>
-          <w:lang w:val="en-US"/>
-        </w:rPr>
-        <w:t xml:space="preserve"> </w:t>
-      </w:r>
-      <w:proofErr w:type="spellStart"/>
-      <w:r>
-        <w:rPr>
-          <w:rFonts w:ascii="Times New Roman" w:hAnsi="Times New Roman" w:cs="Times New Roman"/>
-          <w:color w:val="auto"/>
-          <w:lang w:val="en-US"/>
-        </w:rPr>
-        <w:t>dengan</w:t>
-      </w:r>
-      <w:proofErr w:type="spellEnd"/>
-      <w:r>
-        <w:rPr>
-          <w:rFonts w:ascii="Times New Roman" w:hAnsi="Times New Roman" w:cs="Times New Roman"/>
-          <w:color w:val="auto"/>
-          <w:lang w:val="en-US"/>
-        </w:rPr>
-        <w:t xml:space="preserve"> </w:t>
-      </w:r>
-      <w:proofErr w:type="spellStart"/>
-      <w:r>
-        <w:rPr>
-          <w:rFonts w:ascii="Times New Roman" w:hAnsi="Times New Roman" w:cs="Times New Roman"/>
-          <w:color w:val="auto"/>
-          <w:lang w:val="en-US"/>
-        </w:rPr>
-        <w:t>pemanfaatan</w:t>
-      </w:r>
-      <w:proofErr w:type="spellEnd"/>
-      <w:r>
-        <w:rPr>
-          <w:rFonts w:ascii="Times New Roman" w:hAnsi="Times New Roman" w:cs="Times New Roman"/>
-          <w:color w:val="auto"/>
-          <w:lang w:val="en-US"/>
-        </w:rPr>
-        <w:t xml:space="preserve"> </w:t>
-      </w:r>
-      <w:proofErr w:type="spellStart"/>
-      <w:r>
-        <w:rPr>
-          <w:rFonts w:ascii="Times New Roman" w:hAnsi="Times New Roman" w:cs="Times New Roman"/>
-          <w:color w:val="auto"/>
-          <w:lang w:val="en-US"/>
-        </w:rPr>
-        <w:t>berbagai</w:t>
-      </w:r>
-      <w:proofErr w:type="spellEnd"/>
-      <w:r>
-        <w:rPr>
-          <w:rFonts w:ascii="Times New Roman" w:hAnsi="Times New Roman" w:cs="Times New Roman"/>
-          <w:color w:val="auto"/>
-          <w:lang w:val="en-US"/>
-        </w:rPr>
-        <w:t xml:space="preserve"> media </w:t>
-      </w:r>
-      <w:proofErr w:type="spellStart"/>
-      <w:r>
-        <w:rPr>
-          <w:rFonts w:ascii="Times New Roman" w:hAnsi="Times New Roman" w:cs="Times New Roman"/>
-          <w:color w:val="auto"/>
-          <w:lang w:val="en-US"/>
-        </w:rPr>
-        <w:t>telekomunikasi</w:t>
-      </w:r>
-      <w:proofErr w:type="spellEnd"/>
-      <w:r>
-        <w:rPr>
-          <w:rFonts w:ascii="Times New Roman" w:hAnsi="Times New Roman" w:cs="Times New Roman"/>
-          <w:color w:val="auto"/>
-          <w:lang w:val="en-US"/>
-        </w:rPr>
-        <w:t xml:space="preserve"> salah </w:t>
-      </w:r>
-      <w:proofErr w:type="spellStart"/>
-      <w:r>
-        <w:rPr>
-          <w:rFonts w:ascii="Times New Roman" w:hAnsi="Times New Roman" w:cs="Times New Roman"/>
-          <w:color w:val="auto"/>
-          <w:lang w:val="en-US"/>
-        </w:rPr>
-        <w:t>satunya</w:t>
+        <w:t xml:space="preserve">video conference </w:t>
+      </w:r>
+      <w:r>
+        <w:rPr>
+          <w:rFonts w:ascii="Times New Roman" w:hAnsi="Times New Roman" w:cs="Times New Roman"/>
+          <w:color w:val="auto"/>
+          <w:lang w:val="en-US"/>
+        </w:rPr>
+        <w:t xml:space="preserve"> yang </w:t>
+      </w:r>
+      <w:proofErr w:type="spellStart"/>
+      <w:r>
+        <w:rPr>
+          <w:rFonts w:ascii="Times New Roman" w:hAnsi="Times New Roman" w:cs="Times New Roman"/>
+          <w:color w:val="auto"/>
+          <w:lang w:val="en-US"/>
+        </w:rPr>
+        <w:t>melalui</w:t>
       </w:r>
       <w:proofErr w:type="spellEnd"/>
       <w:r>
@@ -16034,61 +15398,25 @@
           <w:color w:val="auto"/>
           <w:lang w:val="en-US"/>
         </w:rPr>
-        <w:t xml:space="preserve"> computer </w:t>
-      </w:r>
-      <w:proofErr w:type="spellStart"/>
-      <w:r>
-        <w:rPr>
-          <w:rFonts w:ascii="Times New Roman" w:hAnsi="Times New Roman" w:cs="Times New Roman"/>
-          <w:color w:val="auto"/>
-          <w:lang w:val="en-US"/>
-        </w:rPr>
-        <w:t>berbasi</w:t>
-      </w:r>
-      <w:proofErr w:type="spellEnd"/>
-      <w:r>
-        <w:rPr>
-          <w:rFonts w:ascii="Times New Roman" w:hAnsi="Times New Roman" w:cs="Times New Roman"/>
-          <w:color w:val="auto"/>
-          <w:lang w:val="en-US"/>
-        </w:rPr>
-        <w:t xml:space="preserve"> IP. Parameter </w:t>
-      </w:r>
-      <w:proofErr w:type="spellStart"/>
-      <w:r>
-        <w:rPr>
-          <w:rFonts w:ascii="Times New Roman" w:hAnsi="Times New Roman" w:cs="Times New Roman"/>
-          <w:color w:val="auto"/>
-          <w:lang w:val="en-US"/>
-        </w:rPr>
-        <w:t>kualitas</w:t>
-      </w:r>
-      <w:proofErr w:type="spellEnd"/>
-      <w:r>
-        <w:rPr>
-          <w:rFonts w:ascii="Times New Roman" w:hAnsi="Times New Roman" w:cs="Times New Roman"/>
-          <w:color w:val="auto"/>
-          <w:lang w:val="en-US"/>
-        </w:rPr>
-        <w:t xml:space="preserve"> </w:t>
-      </w:r>
-      <w:proofErr w:type="spellStart"/>
-      <w:r>
-        <w:rPr>
-          <w:rFonts w:ascii="Times New Roman" w:hAnsi="Times New Roman" w:cs="Times New Roman"/>
-          <w:color w:val="auto"/>
-          <w:lang w:val="en-US"/>
-        </w:rPr>
-        <w:t>layanan</w:t>
-      </w:r>
-      <w:proofErr w:type="spellEnd"/>
-      <w:r>
-        <w:rPr>
-          <w:rFonts w:ascii="Times New Roman" w:hAnsi="Times New Roman" w:cs="Times New Roman"/>
-          <w:color w:val="auto"/>
-          <w:lang w:val="en-US"/>
-        </w:rPr>
-        <w:t xml:space="preserve"> </w:t>
+        <w:t xml:space="preserve"> IP </w:t>
+      </w:r>
+      <w:proofErr w:type="spellStart"/>
+      <w:r>
+        <w:rPr>
+          <w:rFonts w:ascii="Times New Roman" w:hAnsi="Times New Roman" w:cs="Times New Roman"/>
+          <w:color w:val="auto"/>
+          <w:lang w:val="en-US"/>
+        </w:rPr>
+        <w:t>ditentukan</w:t>
+      </w:r>
+      <w:proofErr w:type="spellEnd"/>
+      <w:r>
+        <w:rPr>
+          <w:rFonts w:ascii="Times New Roman" w:hAnsi="Times New Roman" w:cs="Times New Roman"/>
+          <w:color w:val="auto"/>
+          <w:lang w:val="en-US"/>
+        </w:rPr>
+        <w:t xml:space="preserve"> oleh </w:t>
       </w:r>
       <w:r>
         <w:rPr>
@@ -16098,9 +15426,16 @@
           <w:color w:val="auto"/>
           <w:lang w:val="en-US"/>
         </w:rPr>
-        <w:t xml:space="preserve">video </w:t>
-      </w:r>
-      <w:proofErr w:type="gramStart"/>
+        <w:t xml:space="preserve">Quality of Service </w:t>
+      </w:r>
+      <w:r>
+        <w:rPr>
+          <w:rFonts w:ascii="Times New Roman" w:hAnsi="Times New Roman" w:cs="Times New Roman"/>
+          <w:color w:val="auto"/>
+          <w:lang w:val="en-US"/>
+        </w:rPr>
+        <w:t>(QoS)</w:t>
+      </w:r>
       <w:r>
         <w:rPr>
           <w:rFonts w:ascii="Times New Roman" w:hAnsi="Times New Roman" w:cs="Times New Roman"/>
@@ -16109,78 +15444,51 @@
           <w:color w:val="auto"/>
           <w:lang w:val="en-US"/>
         </w:rPr>
-        <w:t xml:space="preserve">conference </w:t>
-      </w:r>
-      <w:r>
-        <w:rPr>
-          <w:rFonts w:ascii="Times New Roman" w:hAnsi="Times New Roman" w:cs="Times New Roman"/>
-          <w:color w:val="auto"/>
-          <w:lang w:val="en-US"/>
-        </w:rPr>
-        <w:t xml:space="preserve"> yang</w:t>
-      </w:r>
-      <w:proofErr w:type="gramEnd"/>
-      <w:r>
-        <w:rPr>
-          <w:rFonts w:ascii="Times New Roman" w:hAnsi="Times New Roman" w:cs="Times New Roman"/>
-          <w:color w:val="auto"/>
-          <w:lang w:val="en-US"/>
-        </w:rPr>
-        <w:t xml:space="preserve"> </w:t>
-      </w:r>
-      <w:proofErr w:type="spellStart"/>
-      <w:r>
-        <w:rPr>
-          <w:rFonts w:ascii="Times New Roman" w:hAnsi="Times New Roman" w:cs="Times New Roman"/>
-          <w:color w:val="auto"/>
-          <w:lang w:val="en-US"/>
-        </w:rPr>
-        <w:t>melalui</w:t>
-      </w:r>
-      <w:proofErr w:type="spellEnd"/>
-      <w:r>
-        <w:rPr>
-          <w:rFonts w:ascii="Times New Roman" w:hAnsi="Times New Roman" w:cs="Times New Roman"/>
-          <w:color w:val="auto"/>
-          <w:lang w:val="en-US"/>
-        </w:rPr>
-        <w:t xml:space="preserve"> </w:t>
-      </w:r>
-      <w:proofErr w:type="spellStart"/>
-      <w:r>
-        <w:rPr>
-          <w:rFonts w:ascii="Times New Roman" w:hAnsi="Times New Roman" w:cs="Times New Roman"/>
-          <w:color w:val="auto"/>
-          <w:lang w:val="en-US"/>
-        </w:rPr>
-        <w:t>jaringan</w:t>
-      </w:r>
-      <w:proofErr w:type="spellEnd"/>
-      <w:r>
-        <w:rPr>
-          <w:rFonts w:ascii="Times New Roman" w:hAnsi="Times New Roman" w:cs="Times New Roman"/>
-          <w:color w:val="auto"/>
-          <w:lang w:val="en-US"/>
-        </w:rPr>
-        <w:t xml:space="preserve"> IP </w:t>
-      </w:r>
-      <w:proofErr w:type="spellStart"/>
-      <w:r>
-        <w:rPr>
-          <w:rFonts w:ascii="Times New Roman" w:hAnsi="Times New Roman" w:cs="Times New Roman"/>
-          <w:color w:val="auto"/>
-          <w:lang w:val="en-US"/>
-        </w:rPr>
-        <w:t>ditentukan</w:t>
-      </w:r>
-      <w:proofErr w:type="spellEnd"/>
-      <w:r>
-        <w:rPr>
-          <w:rFonts w:ascii="Times New Roman" w:hAnsi="Times New Roman" w:cs="Times New Roman"/>
-          <w:color w:val="auto"/>
-          <w:lang w:val="en-US"/>
-        </w:rPr>
-        <w:t xml:space="preserve"> oleh </w:t>
+        <w:t xml:space="preserve">. </w:t>
+      </w:r>
+      <w:r>
+        <w:rPr>
+          <w:rFonts w:ascii="Times New Roman" w:hAnsi="Times New Roman" w:cs="Times New Roman"/>
+          <w:color w:val="auto"/>
+          <w:lang w:val="en-US"/>
+        </w:rPr>
+        <w:t xml:space="preserve"> QoS </w:t>
+      </w:r>
+      <w:proofErr w:type="spellStart"/>
+      <w:r>
+        <w:rPr>
+          <w:rFonts w:ascii="Times New Roman" w:hAnsi="Times New Roman" w:cs="Times New Roman"/>
+          <w:color w:val="auto"/>
+          <w:lang w:val="en-US"/>
+        </w:rPr>
+        <w:t>sangant</w:t>
+      </w:r>
+      <w:proofErr w:type="spellEnd"/>
+      <w:r>
+        <w:rPr>
+          <w:rFonts w:ascii="Times New Roman" w:hAnsi="Times New Roman" w:cs="Times New Roman"/>
+          <w:color w:val="auto"/>
+          <w:lang w:val="en-US"/>
+        </w:rPr>
+        <w:t xml:space="preserve"> </w:t>
+      </w:r>
+      <w:proofErr w:type="spellStart"/>
+      <w:r>
+        <w:rPr>
+          <w:rFonts w:ascii="Times New Roman" w:hAnsi="Times New Roman" w:cs="Times New Roman"/>
+          <w:color w:val="auto"/>
+          <w:lang w:val="en-US"/>
+        </w:rPr>
+        <w:t>tergantung</w:t>
+      </w:r>
+      <w:proofErr w:type="spellEnd"/>
+      <w:r>
+        <w:rPr>
+          <w:rFonts w:ascii="Times New Roman" w:hAnsi="Times New Roman" w:cs="Times New Roman"/>
+          <w:color w:val="auto"/>
+          <w:lang w:val="en-US"/>
+        </w:rPr>
+        <w:t xml:space="preserve"> pada </w:t>
       </w:r>
       <w:r>
         <w:rPr>
@@ -16190,15 +15498,25 @@
           <w:color w:val="auto"/>
           <w:lang w:val="en-US"/>
         </w:rPr>
-        <w:t xml:space="preserve">Quality of Service </w:t>
-      </w:r>
-      <w:r>
-        <w:rPr>
-          <w:rFonts w:ascii="Times New Roman" w:hAnsi="Times New Roman" w:cs="Times New Roman"/>
-          <w:color w:val="auto"/>
-          <w:lang w:val="en-US"/>
-        </w:rPr>
-        <w:t>(QoS)</w:t>
+        <w:t xml:space="preserve">throughput </w:t>
+      </w:r>
+      <w:proofErr w:type="spellStart"/>
+      <w:r>
+        <w:rPr>
+          <w:rFonts w:ascii="Times New Roman" w:hAnsi="Times New Roman" w:cs="Times New Roman"/>
+          <w:color w:val="auto"/>
+          <w:lang w:val="en-US"/>
+        </w:rPr>
+        <w:t>kanal</w:t>
+      </w:r>
+      <w:proofErr w:type="spellEnd"/>
+      <w:r>
+        <w:rPr>
+          <w:rFonts w:ascii="Times New Roman" w:hAnsi="Times New Roman" w:cs="Times New Roman"/>
+          <w:color w:val="auto"/>
+          <w:lang w:val="en-US"/>
+        </w:rPr>
+        <w:t xml:space="preserve"> dan </w:t>
       </w:r>
       <w:r>
         <w:rPr>
@@ -16208,89 +15526,6 @@
           <w:color w:val="auto"/>
           <w:lang w:val="en-US"/>
         </w:rPr>
-        <w:t xml:space="preserve">. </w:t>
-      </w:r>
-      <w:r>
-        <w:rPr>
-          <w:rFonts w:ascii="Times New Roman" w:hAnsi="Times New Roman" w:cs="Times New Roman"/>
-          <w:color w:val="auto"/>
-          <w:lang w:val="en-US"/>
-        </w:rPr>
-        <w:t xml:space="preserve"> QoS </w:t>
-      </w:r>
-      <w:proofErr w:type="spellStart"/>
-      <w:r>
-        <w:rPr>
-          <w:rFonts w:ascii="Times New Roman" w:hAnsi="Times New Roman" w:cs="Times New Roman"/>
-          <w:color w:val="auto"/>
-          <w:lang w:val="en-US"/>
-        </w:rPr>
-        <w:t>sangant</w:t>
-      </w:r>
-      <w:proofErr w:type="spellEnd"/>
-      <w:r>
-        <w:rPr>
-          <w:rFonts w:ascii="Times New Roman" w:hAnsi="Times New Roman" w:cs="Times New Roman"/>
-          <w:color w:val="auto"/>
-          <w:lang w:val="en-US"/>
-        </w:rPr>
-        <w:t xml:space="preserve"> </w:t>
-      </w:r>
-      <w:proofErr w:type="spellStart"/>
-      <w:r>
-        <w:rPr>
-          <w:rFonts w:ascii="Times New Roman" w:hAnsi="Times New Roman" w:cs="Times New Roman"/>
-          <w:color w:val="auto"/>
-          <w:lang w:val="en-US"/>
-        </w:rPr>
-        <w:t>tergantung</w:t>
-      </w:r>
-      <w:proofErr w:type="spellEnd"/>
-      <w:r>
-        <w:rPr>
-          <w:rFonts w:ascii="Times New Roman" w:hAnsi="Times New Roman" w:cs="Times New Roman"/>
-          <w:color w:val="auto"/>
-          <w:lang w:val="en-US"/>
-        </w:rPr>
-        <w:t xml:space="preserve"> pada </w:t>
-      </w:r>
-      <w:r>
-        <w:rPr>
-          <w:rFonts w:ascii="Times New Roman" w:hAnsi="Times New Roman" w:cs="Times New Roman"/>
-          <w:i/>
-          <w:iCs/>
-          <w:color w:val="auto"/>
-          <w:lang w:val="en-US"/>
-        </w:rPr>
-        <w:t xml:space="preserve">throughput </w:t>
-      </w:r>
-      <w:proofErr w:type="spellStart"/>
-      <w:r>
-        <w:rPr>
-          <w:rFonts w:ascii="Times New Roman" w:hAnsi="Times New Roman" w:cs="Times New Roman"/>
-          <w:color w:val="auto"/>
-          <w:lang w:val="en-US"/>
-        </w:rPr>
-        <w:t>kanal</w:t>
-      </w:r>
-      <w:proofErr w:type="spellEnd"/>
-      <w:r>
-        <w:rPr>
-          <w:rFonts w:ascii="Times New Roman" w:hAnsi="Times New Roman" w:cs="Times New Roman"/>
-          <w:color w:val="auto"/>
-          <w:lang w:val="en-US"/>
-        </w:rPr>
-        <w:t xml:space="preserve"> dan </w:t>
-      </w:r>
-      <w:proofErr w:type="gramStart"/>
-      <w:r>
-        <w:rPr>
-          <w:rFonts w:ascii="Times New Roman" w:hAnsi="Times New Roman" w:cs="Times New Roman"/>
-          <w:i/>
-          <w:iCs/>
-          <w:color w:val="auto"/>
-          <w:lang w:val="en-US"/>
-        </w:rPr>
         <w:t xml:space="preserve">traffic </w:t>
       </w:r>
       <w:r>
@@ -16299,16 +15534,7 @@
           <w:color w:val="auto"/>
           <w:lang w:val="en-US"/>
         </w:rPr>
-        <w:t xml:space="preserve"> yang</w:t>
-      </w:r>
-      <w:proofErr w:type="gramEnd"/>
-      <w:r>
-        <w:rPr>
-          <w:rFonts w:ascii="Times New Roman" w:hAnsi="Times New Roman" w:cs="Times New Roman"/>
-          <w:color w:val="auto"/>
-          <w:lang w:val="en-US"/>
-        </w:rPr>
-        <w:t xml:space="preserve"> </w:t>
+        <w:t xml:space="preserve"> yang </w:t>
       </w:r>
       <w:proofErr w:type="spellStart"/>
       <w:r>
@@ -17073,18 +16299,7 @@
           <w:color w:val="auto"/>
           <w:lang w:val="en-US"/>
         </w:rPr>
-        <w:t xml:space="preserve">video </w:t>
-      </w:r>
-      <w:proofErr w:type="gramStart"/>
-      <w:r>
-        <w:rPr>
-          <w:rFonts w:ascii="Times New Roman" w:hAnsi="Times New Roman" w:cs="Times New Roman"/>
-          <w:i/>
-          <w:iCs/>
-          <w:color w:val="auto"/>
-          <w:lang w:val="en-US"/>
-        </w:rPr>
-        <w:t xml:space="preserve">conference </w:t>
+        <w:t xml:space="preserve">video conference </w:t>
       </w:r>
       <w:r>
         <w:rPr>
@@ -17104,7 +16319,6 @@
         <w:t>harus</w:t>
       </w:r>
       <w:proofErr w:type="spellEnd"/>
-      <w:proofErr w:type="gramEnd"/>
       <w:r>
         <w:rPr>
           <w:rFonts w:ascii="Times New Roman" w:hAnsi="Times New Roman" w:cs="Times New Roman"/>
@@ -17819,7 +17033,6 @@
         </w:rPr>
         <w:t xml:space="preserve"> di MP pada </w:t>
       </w:r>
-      <w:proofErr w:type="gramStart"/>
       <w:r>
         <w:rPr>
           <w:rFonts w:ascii="Times New Roman" w:hAnsi="Times New Roman" w:cs="Times New Roman"/>
@@ -17848,7 +17061,6 @@
         <w:t>selama</w:t>
       </w:r>
       <w:proofErr w:type="spellEnd"/>
-      <w:proofErr w:type="gramEnd"/>
       <w:r>
         <w:rPr>
           <w:rFonts w:ascii="Times New Roman" w:hAnsi="Times New Roman" w:cs="Times New Roman"/>
@@ -17996,14 +17208,14 @@
           <w:lang w:val="en-US"/>
         </w:rPr>
       </w:pPr>
-      <w:bookmarkStart w:id="25" w:name="_Toc59870707"/>
+      <w:bookmarkStart w:id="23" w:name="_Toc63859298"/>
       <w:r>
         <w:rPr>
           <w:lang w:val="en-US"/>
         </w:rPr>
         <w:t>Jitsi</w:t>
       </w:r>
-      <w:bookmarkEnd w:id="25"/>
+      <w:bookmarkEnd w:id="23"/>
       <w:r>
         <w:rPr>
           <w:lang w:val="en-US"/>
@@ -18121,179 +17333,185 @@
           <w:color w:val="auto"/>
           <w:lang w:val="en-US"/>
         </w:rPr>
-        <w:t xml:space="preserve">open </w:t>
-      </w:r>
-      <w:proofErr w:type="gramStart"/>
+        <w:t xml:space="preserve">open source </w:t>
+      </w:r>
+      <w:r>
+        <w:rPr>
+          <w:rFonts w:ascii="Times New Roman" w:hAnsi="Times New Roman" w:cs="Times New Roman"/>
+          <w:color w:val="auto"/>
+          <w:lang w:val="en-US"/>
+        </w:rPr>
+        <w:t xml:space="preserve"> </w:t>
+      </w:r>
+      <w:proofErr w:type="spellStart"/>
+      <w:r>
+        <w:rPr>
+          <w:rFonts w:ascii="Times New Roman" w:hAnsi="Times New Roman" w:cs="Times New Roman"/>
+          <w:color w:val="auto"/>
+          <w:lang w:val="en-US"/>
+        </w:rPr>
+        <w:t>berbasis</w:t>
+      </w:r>
+      <w:proofErr w:type="spellEnd"/>
+      <w:r>
+        <w:rPr>
+          <w:rFonts w:ascii="Times New Roman" w:hAnsi="Times New Roman" w:cs="Times New Roman"/>
+          <w:color w:val="auto"/>
+          <w:lang w:val="en-US"/>
+        </w:rPr>
+        <w:t xml:space="preserve"> browser yang </w:t>
+      </w:r>
+      <w:proofErr w:type="spellStart"/>
+      <w:r>
+        <w:rPr>
+          <w:rFonts w:ascii="Times New Roman" w:hAnsi="Times New Roman" w:cs="Times New Roman"/>
+          <w:color w:val="auto"/>
+          <w:lang w:val="en-US"/>
+        </w:rPr>
+        <w:t>memungkinkan</w:t>
+      </w:r>
+      <w:proofErr w:type="spellEnd"/>
+      <w:r>
+        <w:rPr>
+          <w:rFonts w:ascii="Times New Roman" w:hAnsi="Times New Roman" w:cs="Times New Roman"/>
+          <w:color w:val="auto"/>
+          <w:lang w:val="en-US"/>
+        </w:rPr>
+        <w:t xml:space="preserve"> </w:t>
+      </w:r>
+      <w:proofErr w:type="spellStart"/>
+      <w:r>
+        <w:rPr>
+          <w:rFonts w:ascii="Times New Roman" w:hAnsi="Times New Roman" w:cs="Times New Roman"/>
+          <w:color w:val="auto"/>
+          <w:lang w:val="en-US"/>
+        </w:rPr>
+        <w:t>penggunanya</w:t>
+      </w:r>
+      <w:proofErr w:type="spellEnd"/>
+      <w:r>
+        <w:rPr>
+          <w:rFonts w:ascii="Times New Roman" w:hAnsi="Times New Roman" w:cs="Times New Roman"/>
+          <w:color w:val="auto"/>
+          <w:lang w:val="en-US"/>
+        </w:rPr>
+        <w:t xml:space="preserve"> </w:t>
+      </w:r>
+      <w:proofErr w:type="spellStart"/>
+      <w:r>
+        <w:rPr>
+          <w:rFonts w:ascii="Times New Roman" w:hAnsi="Times New Roman" w:cs="Times New Roman"/>
+          <w:color w:val="auto"/>
+          <w:lang w:val="en-US"/>
+        </w:rPr>
+        <w:t>untuk</w:t>
+      </w:r>
+      <w:proofErr w:type="spellEnd"/>
+      <w:r>
+        <w:rPr>
+          <w:rFonts w:ascii="Times New Roman" w:hAnsi="Times New Roman" w:cs="Times New Roman"/>
+          <w:color w:val="auto"/>
+          <w:lang w:val="en-US"/>
+        </w:rPr>
+        <w:t xml:space="preserve"> </w:t>
+      </w:r>
+      <w:proofErr w:type="spellStart"/>
+      <w:r>
+        <w:rPr>
+          <w:rFonts w:ascii="Times New Roman" w:hAnsi="Times New Roman" w:cs="Times New Roman"/>
+          <w:color w:val="auto"/>
+          <w:lang w:val="en-US"/>
+        </w:rPr>
+        <w:t>mengatur</w:t>
+      </w:r>
+      <w:proofErr w:type="spellEnd"/>
+      <w:r>
+        <w:rPr>
+          <w:rFonts w:ascii="Times New Roman" w:hAnsi="Times New Roman" w:cs="Times New Roman"/>
+          <w:color w:val="auto"/>
+          <w:lang w:val="en-US"/>
+        </w:rPr>
+        <w:t xml:space="preserve"> </w:t>
+      </w:r>
+      <w:proofErr w:type="spellStart"/>
+      <w:r>
+        <w:rPr>
+          <w:rFonts w:ascii="Times New Roman" w:hAnsi="Times New Roman" w:cs="Times New Roman"/>
+          <w:color w:val="auto"/>
+          <w:lang w:val="en-US"/>
+        </w:rPr>
+        <w:t>lansung</w:t>
+      </w:r>
+      <w:proofErr w:type="spellEnd"/>
+      <w:r>
+        <w:rPr>
+          <w:rFonts w:ascii="Times New Roman" w:hAnsi="Times New Roman" w:cs="Times New Roman"/>
+          <w:color w:val="auto"/>
+          <w:lang w:val="en-US"/>
+        </w:rPr>
+        <w:t xml:space="preserve"> </w:t>
+      </w:r>
+      <w:proofErr w:type="spellStart"/>
+      <w:r>
+        <w:rPr>
+          <w:rFonts w:ascii="Times New Roman" w:hAnsi="Times New Roman" w:cs="Times New Roman"/>
+          <w:color w:val="auto"/>
+          <w:lang w:val="en-US"/>
+        </w:rPr>
+        <w:t>sebuah</w:t>
+      </w:r>
+      <w:proofErr w:type="spellEnd"/>
+      <w:r>
+        <w:rPr>
+          <w:rFonts w:ascii="Times New Roman" w:hAnsi="Times New Roman" w:cs="Times New Roman"/>
+          <w:color w:val="auto"/>
+          <w:lang w:val="en-US"/>
+        </w:rPr>
+        <w:t xml:space="preserve"> </w:t>
+      </w:r>
+      <w:proofErr w:type="spellStart"/>
+      <w:r>
+        <w:rPr>
+          <w:rFonts w:ascii="Times New Roman" w:hAnsi="Times New Roman" w:cs="Times New Roman"/>
+          <w:color w:val="auto"/>
+          <w:lang w:val="en-US"/>
+        </w:rPr>
+        <w:t>konferensi</w:t>
+      </w:r>
+      <w:proofErr w:type="spellEnd"/>
+      <w:r>
+        <w:rPr>
+          <w:rFonts w:ascii="Times New Roman" w:hAnsi="Times New Roman" w:cs="Times New Roman"/>
+          <w:color w:val="auto"/>
+          <w:lang w:val="en-US"/>
+        </w:rPr>
+        <w:t xml:space="preserve"> di Web.</w:t>
+      </w:r>
+      <w:r>
+        <w:rPr>
+          <w:rFonts w:ascii="Times New Roman" w:hAnsi="Times New Roman" w:cs="Times New Roman"/>
+          <w:color w:val="auto"/>
+          <w:lang w:val="id"/>
+        </w:rPr>
+        <w:t xml:space="preserve"> Jitsi memungkinkan panggilan konferensi </w:t>
+      </w:r>
       <w:r>
         <w:rPr>
           <w:rFonts w:ascii="Times New Roman" w:hAnsi="Times New Roman" w:cs="Times New Roman"/>
           <w:i/>
           <w:iCs/>
           <w:color w:val="auto"/>
-          <w:lang w:val="en-US"/>
-        </w:rPr>
-        <w:t xml:space="preserve">source </w:t>
-      </w:r>
-      <w:r>
-        <w:rPr>
-          <w:rFonts w:ascii="Times New Roman" w:hAnsi="Times New Roman" w:cs="Times New Roman"/>
-          <w:color w:val="auto"/>
-          <w:lang w:val="en-US"/>
-        </w:rPr>
-        <w:t xml:space="preserve"> </w:t>
-      </w:r>
-      <w:proofErr w:type="spellStart"/>
-      <w:r>
-        <w:rPr>
-          <w:rFonts w:ascii="Times New Roman" w:hAnsi="Times New Roman" w:cs="Times New Roman"/>
-          <w:color w:val="auto"/>
-          <w:lang w:val="en-US"/>
-        </w:rPr>
-        <w:t>berbasis</w:t>
-      </w:r>
-      <w:proofErr w:type="spellEnd"/>
-      <w:proofErr w:type="gramEnd"/>
-      <w:r>
-        <w:rPr>
-          <w:rFonts w:ascii="Times New Roman" w:hAnsi="Times New Roman" w:cs="Times New Roman"/>
-          <w:color w:val="auto"/>
-          <w:lang w:val="en-US"/>
-        </w:rPr>
-        <w:t xml:space="preserve"> browser yang </w:t>
-      </w:r>
-      <w:proofErr w:type="spellStart"/>
-      <w:r>
-        <w:rPr>
-          <w:rFonts w:ascii="Times New Roman" w:hAnsi="Times New Roman" w:cs="Times New Roman"/>
-          <w:color w:val="auto"/>
-          <w:lang w:val="en-US"/>
-        </w:rPr>
-        <w:t>memungkinkan</w:t>
-      </w:r>
-      <w:proofErr w:type="spellEnd"/>
-      <w:r>
-        <w:rPr>
-          <w:rFonts w:ascii="Times New Roman" w:hAnsi="Times New Roman" w:cs="Times New Roman"/>
-          <w:color w:val="auto"/>
-          <w:lang w:val="en-US"/>
-        </w:rPr>
-        <w:t xml:space="preserve"> </w:t>
-      </w:r>
-      <w:proofErr w:type="spellStart"/>
-      <w:r>
-        <w:rPr>
-          <w:rFonts w:ascii="Times New Roman" w:hAnsi="Times New Roman" w:cs="Times New Roman"/>
-          <w:color w:val="auto"/>
-          <w:lang w:val="en-US"/>
-        </w:rPr>
-        <w:t>penggunanya</w:t>
-      </w:r>
-      <w:proofErr w:type="spellEnd"/>
-      <w:r>
-        <w:rPr>
-          <w:rFonts w:ascii="Times New Roman" w:hAnsi="Times New Roman" w:cs="Times New Roman"/>
-          <w:color w:val="auto"/>
-          <w:lang w:val="en-US"/>
-        </w:rPr>
-        <w:t xml:space="preserve"> </w:t>
-      </w:r>
-      <w:proofErr w:type="spellStart"/>
-      <w:r>
-        <w:rPr>
-          <w:rFonts w:ascii="Times New Roman" w:hAnsi="Times New Roman" w:cs="Times New Roman"/>
-          <w:color w:val="auto"/>
-          <w:lang w:val="en-US"/>
-        </w:rPr>
-        <w:t>untuk</w:t>
-      </w:r>
-      <w:proofErr w:type="spellEnd"/>
-      <w:r>
-        <w:rPr>
-          <w:rFonts w:ascii="Times New Roman" w:hAnsi="Times New Roman" w:cs="Times New Roman"/>
-          <w:color w:val="auto"/>
-          <w:lang w:val="en-US"/>
-        </w:rPr>
-        <w:t xml:space="preserve"> </w:t>
-      </w:r>
-      <w:proofErr w:type="spellStart"/>
-      <w:r>
-        <w:rPr>
-          <w:rFonts w:ascii="Times New Roman" w:hAnsi="Times New Roman" w:cs="Times New Roman"/>
-          <w:color w:val="auto"/>
-          <w:lang w:val="en-US"/>
-        </w:rPr>
-        <w:t>mengatur</w:t>
-      </w:r>
-      <w:proofErr w:type="spellEnd"/>
-      <w:r>
-        <w:rPr>
-          <w:rFonts w:ascii="Times New Roman" w:hAnsi="Times New Roman" w:cs="Times New Roman"/>
-          <w:color w:val="auto"/>
-          <w:lang w:val="en-US"/>
-        </w:rPr>
-        <w:t xml:space="preserve"> </w:t>
-      </w:r>
-      <w:proofErr w:type="spellStart"/>
-      <w:r>
-        <w:rPr>
-          <w:rFonts w:ascii="Times New Roman" w:hAnsi="Times New Roman" w:cs="Times New Roman"/>
-          <w:color w:val="auto"/>
-          <w:lang w:val="en-US"/>
-        </w:rPr>
-        <w:t>lansung</w:t>
-      </w:r>
-      <w:proofErr w:type="spellEnd"/>
-      <w:r>
-        <w:rPr>
-          <w:rFonts w:ascii="Times New Roman" w:hAnsi="Times New Roman" w:cs="Times New Roman"/>
-          <w:color w:val="auto"/>
-          <w:lang w:val="en-US"/>
-        </w:rPr>
-        <w:t xml:space="preserve"> </w:t>
-      </w:r>
-      <w:proofErr w:type="spellStart"/>
-      <w:r>
-        <w:rPr>
-          <w:rFonts w:ascii="Times New Roman" w:hAnsi="Times New Roman" w:cs="Times New Roman"/>
-          <w:color w:val="auto"/>
-          <w:lang w:val="en-US"/>
-        </w:rPr>
-        <w:t>sebuah</w:t>
-      </w:r>
-      <w:proofErr w:type="spellEnd"/>
-      <w:r>
-        <w:rPr>
-          <w:rFonts w:ascii="Times New Roman" w:hAnsi="Times New Roman" w:cs="Times New Roman"/>
-          <w:color w:val="auto"/>
-          <w:lang w:val="en-US"/>
-        </w:rPr>
-        <w:t xml:space="preserve"> </w:t>
-      </w:r>
-      <w:proofErr w:type="spellStart"/>
-      <w:r>
-        <w:rPr>
-          <w:rFonts w:ascii="Times New Roman" w:hAnsi="Times New Roman" w:cs="Times New Roman"/>
-          <w:color w:val="auto"/>
-          <w:lang w:val="en-US"/>
-        </w:rPr>
-        <w:t>konferensi</w:t>
-      </w:r>
-      <w:proofErr w:type="spellEnd"/>
-      <w:r>
-        <w:rPr>
-          <w:rFonts w:ascii="Times New Roman" w:hAnsi="Times New Roman" w:cs="Times New Roman"/>
-          <w:color w:val="auto"/>
-          <w:lang w:val="en-US"/>
-        </w:rPr>
-        <w:t xml:space="preserve"> di Web.</w:t>
-      </w:r>
-      <w:r>
-        <w:rPr>
-          <w:rFonts w:ascii="Times New Roman" w:hAnsi="Times New Roman" w:cs="Times New Roman"/>
-          <w:color w:val="auto"/>
           <w:lang w:val="id"/>
         </w:rPr>
-        <w:t xml:space="preserve"> Jitsi memungkinkan panggilan konferensi </w:t>
+        <w:t>video/audio</w:t>
+      </w:r>
+      <w:r>
+        <w:rPr>
+          <w:rFonts w:ascii="Times New Roman" w:hAnsi="Times New Roman" w:cs="Times New Roman"/>
+          <w:color w:val="auto"/>
+          <w:lang w:val="id"/>
+        </w:rPr>
+        <w:t xml:space="preserve"> dilakukan secara aman. Jitsi termasuk didalamnya jitsi </w:t>
       </w:r>
       <w:r>
         <w:rPr>
@@ -18303,7 +17521,7 @@
           <w:color w:val="auto"/>
           <w:lang w:val="id"/>
         </w:rPr>
-        <w:t>video/audio</w:t>
+        <w:t xml:space="preserve">video-bridge </w:t>
       </w:r>
       <w:r>
         <w:rPr>
@@ -18311,7 +17529,7 @@
           <w:color w:val="auto"/>
           <w:lang w:val="id"/>
         </w:rPr>
-        <w:t xml:space="preserve"> dilakukan secara aman. Jitsi termasuk didalamnya jitsi </w:t>
+        <w:t xml:space="preserve">yang fungsinya merelay </w:t>
       </w:r>
       <w:r>
         <w:rPr>
@@ -18321,7 +17539,7 @@
           <w:color w:val="auto"/>
           <w:lang w:val="id"/>
         </w:rPr>
-        <w:t xml:space="preserve">video-bridge </w:t>
+        <w:t>video</w:t>
       </w:r>
       <w:r>
         <w:rPr>
@@ -18329,7 +17547,121 @@
           <w:color w:val="auto"/>
           <w:lang w:val="id"/>
         </w:rPr>
-        <w:t xml:space="preserve">yang fungsinya merelay </w:t>
+        <w:t>, bukan melakukan Mix seperti pada MCU</w:t>
+      </w:r>
+      <w:r>
+        <w:rPr>
+          <w:rFonts w:ascii="Times New Roman" w:hAnsi="Times New Roman" w:cs="Times New Roman"/>
+          <w:color w:val="auto"/>
+          <w:lang w:val="en-US"/>
+        </w:rPr>
+        <w:t>.</w:t>
+      </w:r>
+      <w:r>
+        <w:rPr>
+          <w:rFonts w:ascii="Times New Roman" w:hAnsi="Times New Roman" w:cs="Times New Roman"/>
+          <w:color w:val="auto"/>
+          <w:lang w:val="id"/>
+        </w:rPr>
+        <w:t xml:space="preserve"> Penggunaan Relay dengan SFU memberikan kualitas hasil yang lebih baik dan latensi yang lebih rendah.</w:t>
+      </w:r>
+      <w:r>
+        <w:rPr>
+          <w:rFonts w:ascii="Times New Roman" w:hAnsi="Times New Roman" w:cs="Times New Roman"/>
+          <w:color w:val="auto"/>
+          <w:lang w:val="en-US"/>
+        </w:rPr>
+        <w:t xml:space="preserve"> </w:t>
+      </w:r>
+      <w:proofErr w:type="spellStart"/>
+      <w:r>
+        <w:rPr>
+          <w:rFonts w:ascii="Times New Roman" w:hAnsi="Times New Roman" w:cs="Times New Roman"/>
+          <w:color w:val="auto"/>
+          <w:lang w:val="en-US"/>
+        </w:rPr>
+        <w:t>Aplikasi</w:t>
+      </w:r>
+      <w:proofErr w:type="spellEnd"/>
+      <w:r>
+        <w:rPr>
+          <w:rFonts w:ascii="Times New Roman" w:hAnsi="Times New Roman" w:cs="Times New Roman"/>
+          <w:color w:val="auto"/>
+          <w:lang w:val="en-US"/>
+        </w:rPr>
+        <w:t xml:space="preserve"> </w:t>
+      </w:r>
+      <w:proofErr w:type="spellStart"/>
+      <w:r>
+        <w:rPr>
+          <w:rFonts w:ascii="Times New Roman" w:hAnsi="Times New Roman" w:cs="Times New Roman"/>
+          <w:color w:val="auto"/>
+          <w:lang w:val="en-US"/>
+        </w:rPr>
+        <w:t>ini</w:t>
+      </w:r>
+      <w:proofErr w:type="spellEnd"/>
+      <w:r>
+        <w:rPr>
+          <w:rFonts w:ascii="Times New Roman" w:hAnsi="Times New Roman" w:cs="Times New Roman"/>
+          <w:color w:val="auto"/>
+          <w:lang w:val="en-US"/>
+        </w:rPr>
+        <w:t xml:space="preserve"> </w:t>
+      </w:r>
+      <w:proofErr w:type="spellStart"/>
+      <w:r>
+        <w:rPr>
+          <w:rFonts w:ascii="Times New Roman" w:hAnsi="Times New Roman" w:cs="Times New Roman"/>
+          <w:color w:val="auto"/>
+          <w:lang w:val="en-US"/>
+        </w:rPr>
+        <w:t>tersedia</w:t>
+      </w:r>
+      <w:proofErr w:type="spellEnd"/>
+      <w:r>
+        <w:rPr>
+          <w:rFonts w:ascii="Times New Roman" w:hAnsi="Times New Roman" w:cs="Times New Roman"/>
+          <w:color w:val="auto"/>
+          <w:lang w:val="en-US"/>
+        </w:rPr>
+        <w:t xml:space="preserve"> </w:t>
+      </w:r>
+      <w:proofErr w:type="spellStart"/>
+      <w:r>
+        <w:rPr>
+          <w:rFonts w:ascii="Times New Roman" w:hAnsi="Times New Roman" w:cs="Times New Roman"/>
+          <w:color w:val="auto"/>
+          <w:lang w:val="en-US"/>
+        </w:rPr>
+        <w:t>dalam</w:t>
+      </w:r>
+      <w:proofErr w:type="spellEnd"/>
+      <w:r>
+        <w:rPr>
+          <w:rFonts w:ascii="Times New Roman" w:hAnsi="Times New Roman" w:cs="Times New Roman"/>
+          <w:color w:val="auto"/>
+          <w:lang w:val="en-US"/>
+        </w:rPr>
+        <w:t xml:space="preserve"> </w:t>
+      </w:r>
+      <w:proofErr w:type="spellStart"/>
+      <w:r>
+        <w:rPr>
+          <w:rFonts w:ascii="Times New Roman" w:hAnsi="Times New Roman" w:cs="Times New Roman"/>
+          <w:color w:val="auto"/>
+          <w:lang w:val="en-US"/>
+        </w:rPr>
+        <w:t>layanan</w:t>
+      </w:r>
+      <w:proofErr w:type="spellEnd"/>
+      <w:r>
+        <w:rPr>
+          <w:rFonts w:ascii="Times New Roman" w:hAnsi="Times New Roman" w:cs="Times New Roman"/>
+          <w:color w:val="auto"/>
+          <w:lang w:val="en-US"/>
+        </w:rPr>
+        <w:t xml:space="preserve"> </w:t>
       </w:r>
       <w:r>
         <w:rPr>
@@ -18337,139 +17669,6 @@
           <w:i/>
           <w:iCs/>
           <w:color w:val="auto"/>
-          <w:lang w:val="id"/>
-        </w:rPr>
-        <w:t>video</w:t>
-      </w:r>
-      <w:r>
-        <w:rPr>
-          <w:rFonts w:ascii="Times New Roman" w:hAnsi="Times New Roman" w:cs="Times New Roman"/>
-          <w:color w:val="auto"/>
-          <w:lang w:val="id"/>
-        </w:rPr>
-        <w:t>, bukan melakukan Mix seperti pada MCU</w:t>
-      </w:r>
-      <w:r>
-        <w:rPr>
-          <w:rFonts w:ascii="Times New Roman" w:hAnsi="Times New Roman" w:cs="Times New Roman"/>
-          <w:color w:val="auto"/>
-          <w:lang w:val="en-US"/>
-        </w:rPr>
-        <w:t>.</w:t>
-      </w:r>
-      <w:r>
-        <w:rPr>
-          <w:rFonts w:ascii="Times New Roman" w:hAnsi="Times New Roman" w:cs="Times New Roman"/>
-          <w:color w:val="auto"/>
-          <w:lang w:val="id"/>
-        </w:rPr>
-        <w:t xml:space="preserve"> Penggunaan Relay dengan SFU memberikan kualitas hasil yang lebih baik dan latensi yang lebih rendah.</w:t>
-      </w:r>
-      <w:r>
-        <w:rPr>
-          <w:rFonts w:ascii="Times New Roman" w:hAnsi="Times New Roman" w:cs="Times New Roman"/>
-          <w:color w:val="auto"/>
-          <w:lang w:val="en-US"/>
-        </w:rPr>
-        <w:t xml:space="preserve"> </w:t>
-      </w:r>
-      <w:proofErr w:type="spellStart"/>
-      <w:r>
-        <w:rPr>
-          <w:rFonts w:ascii="Times New Roman" w:hAnsi="Times New Roman" w:cs="Times New Roman"/>
-          <w:color w:val="auto"/>
-          <w:lang w:val="en-US"/>
-        </w:rPr>
-        <w:t>Aplikasi</w:t>
-      </w:r>
-      <w:proofErr w:type="spellEnd"/>
-      <w:r>
-        <w:rPr>
-          <w:rFonts w:ascii="Times New Roman" w:hAnsi="Times New Roman" w:cs="Times New Roman"/>
-          <w:color w:val="auto"/>
-          <w:lang w:val="en-US"/>
-        </w:rPr>
-        <w:t xml:space="preserve"> </w:t>
-      </w:r>
-      <w:proofErr w:type="spellStart"/>
-      <w:r>
-        <w:rPr>
-          <w:rFonts w:ascii="Times New Roman" w:hAnsi="Times New Roman" w:cs="Times New Roman"/>
-          <w:color w:val="auto"/>
-          <w:lang w:val="en-US"/>
-        </w:rPr>
-        <w:t>ini</w:t>
-      </w:r>
-      <w:proofErr w:type="spellEnd"/>
-      <w:r>
-        <w:rPr>
-          <w:rFonts w:ascii="Times New Roman" w:hAnsi="Times New Roman" w:cs="Times New Roman"/>
-          <w:color w:val="auto"/>
-          <w:lang w:val="en-US"/>
-        </w:rPr>
-        <w:t xml:space="preserve"> </w:t>
-      </w:r>
-      <w:proofErr w:type="spellStart"/>
-      <w:r>
-        <w:rPr>
-          <w:rFonts w:ascii="Times New Roman" w:hAnsi="Times New Roman" w:cs="Times New Roman"/>
-          <w:color w:val="auto"/>
-          <w:lang w:val="en-US"/>
-        </w:rPr>
-        <w:t>tersedia</w:t>
-      </w:r>
-      <w:proofErr w:type="spellEnd"/>
-      <w:r>
-        <w:rPr>
-          <w:rFonts w:ascii="Times New Roman" w:hAnsi="Times New Roman" w:cs="Times New Roman"/>
-          <w:color w:val="auto"/>
-          <w:lang w:val="en-US"/>
-        </w:rPr>
-        <w:t xml:space="preserve"> </w:t>
-      </w:r>
-      <w:proofErr w:type="spellStart"/>
-      <w:r>
-        <w:rPr>
-          <w:rFonts w:ascii="Times New Roman" w:hAnsi="Times New Roman" w:cs="Times New Roman"/>
-          <w:color w:val="auto"/>
-          <w:lang w:val="en-US"/>
-        </w:rPr>
-        <w:t>dalam</w:t>
-      </w:r>
-      <w:proofErr w:type="spellEnd"/>
-      <w:r>
-        <w:rPr>
-          <w:rFonts w:ascii="Times New Roman" w:hAnsi="Times New Roman" w:cs="Times New Roman"/>
-          <w:color w:val="auto"/>
-          <w:lang w:val="en-US"/>
-        </w:rPr>
-        <w:t xml:space="preserve"> </w:t>
-      </w:r>
-      <w:proofErr w:type="spellStart"/>
-      <w:r>
-        <w:rPr>
-          <w:rFonts w:ascii="Times New Roman" w:hAnsi="Times New Roman" w:cs="Times New Roman"/>
-          <w:color w:val="auto"/>
-          <w:lang w:val="en-US"/>
-        </w:rPr>
-        <w:t>layanan</w:t>
-      </w:r>
-      <w:proofErr w:type="spellEnd"/>
-      <w:r>
-        <w:rPr>
-          <w:rFonts w:ascii="Times New Roman" w:hAnsi="Times New Roman" w:cs="Times New Roman"/>
-          <w:color w:val="auto"/>
-          <w:lang w:val="en-US"/>
-        </w:rPr>
-        <w:t xml:space="preserve"> </w:t>
-      </w:r>
-      <w:proofErr w:type="gramStart"/>
-      <w:r>
-        <w:rPr>
-          <w:rFonts w:ascii="Times New Roman" w:hAnsi="Times New Roman" w:cs="Times New Roman"/>
-          <w:i/>
-          <w:iCs/>
-          <w:color w:val="auto"/>
           <w:lang w:val="en-US"/>
         </w:rPr>
         <w:t xml:space="preserve">host </w:t>
@@ -18480,16 +17679,7 @@
           <w:color w:val="auto"/>
           <w:lang w:val="en-US"/>
         </w:rPr>
-        <w:t xml:space="preserve"> dan</w:t>
-      </w:r>
-      <w:proofErr w:type="gramEnd"/>
-      <w:r>
-        <w:rPr>
-          <w:rFonts w:ascii="Times New Roman" w:hAnsi="Times New Roman" w:cs="Times New Roman"/>
-          <w:color w:val="auto"/>
-          <w:lang w:val="en-US"/>
-        </w:rPr>
-        <w:t xml:space="preserve"> </w:t>
+        <w:t xml:space="preserve"> dan </w:t>
       </w:r>
       <w:proofErr w:type="spellStart"/>
       <w:r>
@@ -18645,6 +17835,7 @@
           <w:id w:val="1103382304"/>
           <w:citation/>
         </w:sdtPr>
+        <w:sdtEndPr/>
         <w:sdtContent>
           <w:r>
             <w:rPr>
@@ -18878,7 +18069,7 @@
           <w:lang w:val="en-US"/>
         </w:rPr>
       </w:pPr>
-      <w:bookmarkStart w:id="26" w:name="_Toc59870709"/>
+      <w:bookmarkStart w:id="24" w:name="_Toc63859299"/>
       <w:r>
         <w:rPr>
           <w:lang w:val="en-US"/>
@@ -18886,7 +18077,7 @@
         <w:lastRenderedPageBreak/>
         <w:t>Matrix</w:t>
       </w:r>
-      <w:bookmarkEnd w:id="26"/>
+      <w:bookmarkEnd w:id="24"/>
     </w:p>
     <w:p>
       <w:pPr>
@@ -19035,7 +18226,6 @@
         <w:t xml:space="preserve"> </w:t>
       </w:r>
       <w:proofErr w:type="spellStart"/>
-      <w:proofErr w:type="gramStart"/>
       <w:r>
         <w:rPr>
           <w:rFonts w:ascii="Times New Roman" w:hAnsi="Times New Roman" w:cs="Times New Roman"/>
@@ -19063,7 +18253,6 @@
         <w:t>interoperabilitas</w:t>
       </w:r>
       <w:proofErr w:type="spellEnd"/>
-      <w:proofErr w:type="gramEnd"/>
       <w:r>
         <w:rPr>
           <w:rFonts w:ascii="Times New Roman" w:hAnsi="Times New Roman" w:cs="Times New Roman"/>
@@ -19762,6 +18951,7 @@
           <w:id w:val="-365763648"/>
           <w:citation/>
         </w:sdtPr>
+        <w:sdtEndPr/>
         <w:sdtContent>
           <w:r>
             <w:rPr>
@@ -19996,7 +19186,7 @@
           <w:lang w:val="en-US"/>
         </w:rPr>
       </w:pPr>
-      <w:bookmarkStart w:id="27" w:name="_Toc59870710"/>
+      <w:bookmarkStart w:id="25" w:name="_Toc63859300"/>
       <w:r>
         <w:rPr>
           <w:lang w:val="en-US"/>
@@ -20004,7 +19194,7 @@
         <w:lastRenderedPageBreak/>
         <w:t>Penelitian Relevan</w:t>
       </w:r>
-      <w:bookmarkEnd w:id="27"/>
+      <w:bookmarkEnd w:id="25"/>
     </w:p>
     <w:p>
       <w:pPr>
@@ -20181,21 +19371,7 @@
         <w:rPr>
           <w:rFonts w:ascii="Times New Roman" w:hAnsi="Times New Roman" w:cs="Times New Roman"/>
         </w:rPr>
-        <w:t xml:space="preserve"> (Quality </w:t>
-      </w:r>
-      <w:proofErr w:type="gramStart"/>
-      <w:r>
-        <w:rPr>
-          <w:rFonts w:ascii="Times New Roman" w:hAnsi="Times New Roman" w:cs="Times New Roman"/>
-        </w:rPr>
-        <w:t>Of</w:t>
-      </w:r>
-      <w:proofErr w:type="gramEnd"/>
-      <w:r>
-        <w:rPr>
-          <w:rFonts w:ascii="Times New Roman" w:hAnsi="Times New Roman" w:cs="Times New Roman"/>
-        </w:rPr>
-        <w:t xml:space="preserve"> Service) Pada </w:t>
+        <w:t xml:space="preserve"> (Quality Of Service) Pada </w:t>
       </w:r>
       <w:r>
         <w:rPr>
@@ -20866,7 +20042,6 @@
         <w:t xml:space="preserve"> </w:t>
       </w:r>
       <w:proofErr w:type="spellStart"/>
-      <w:proofErr w:type="gramStart"/>
       <w:r>
         <w:rPr>
           <w:rFonts w:ascii="Times New Roman" w:hAnsi="Times New Roman" w:cs="Times New Roman"/>
@@ -20891,7 +20066,6 @@
         <w:t>terdahulu</w:t>
       </w:r>
       <w:proofErr w:type="spellEnd"/>
-      <w:proofErr w:type="gramEnd"/>
       <w:r>
         <w:rPr>
           <w:rFonts w:ascii="Times New Roman" w:hAnsi="Times New Roman" w:cs="Times New Roman"/>
@@ -21799,18 +20973,7 @@
           <w:color w:val="auto"/>
           <w:lang w:val="en-US"/>
         </w:rPr>
-        <w:t xml:space="preserve">video </w:t>
-      </w:r>
-      <w:proofErr w:type="gramStart"/>
-      <w:r>
-        <w:rPr>
-          <w:rFonts w:ascii="Times New Roman" w:hAnsi="Times New Roman" w:cs="Times New Roman"/>
-          <w:i/>
-          <w:iCs/>
-          <w:color w:val="auto"/>
-          <w:lang w:val="en-US"/>
-        </w:rPr>
-        <w:t xml:space="preserve">conference </w:t>
+        <w:t xml:space="preserve">video conference </w:t>
       </w:r>
       <w:r>
         <w:rPr>
@@ -21830,7 +20993,6 @@
         <w:t>menggunakan</w:t>
       </w:r>
       <w:proofErr w:type="spellEnd"/>
-      <w:proofErr w:type="gramEnd"/>
       <w:r>
         <w:rPr>
           <w:rFonts w:ascii="Times New Roman" w:hAnsi="Times New Roman" w:cs="Times New Roman"/>
@@ -22028,7 +21190,6 @@
         <w:t xml:space="preserve"> </w:t>
       </w:r>
       <w:proofErr w:type="spellStart"/>
-      <w:proofErr w:type="gramStart"/>
       <w:r>
         <w:rPr>
           <w:rFonts w:ascii="Times New Roman" w:hAnsi="Times New Roman" w:cs="Times New Roman"/>
@@ -22053,7 +21214,6 @@
         <w:t>terdahulu</w:t>
       </w:r>
       <w:proofErr w:type="spellEnd"/>
-      <w:proofErr w:type="gramEnd"/>
       <w:r>
         <w:rPr>
           <w:rFonts w:ascii="Times New Roman" w:hAnsi="Times New Roman" w:cs="Times New Roman"/>
@@ -22443,12 +21603,12 @@
       <w:pPr>
         <w:pStyle w:val="Heading1"/>
       </w:pPr>
-      <w:bookmarkStart w:id="28" w:name="_Toc59870711"/>
+      <w:bookmarkStart w:id="26" w:name="_Toc63859301"/>
       <w:r>
         <w:lastRenderedPageBreak/>
         <w:t>BAB III</w:t>
       </w:r>
-      <w:bookmarkEnd w:id="28"/>
+      <w:bookmarkEnd w:id="26"/>
     </w:p>
     <w:p>
       <w:pPr>
@@ -22484,15 +21644,14 @@
           <w:lang w:val="en-US"/>
         </w:rPr>
       </w:pPr>
-      <w:bookmarkStart w:id="29" w:name="_Toc59870716"/>
-      <w:bookmarkStart w:id="30" w:name="_Toc59870712"/>
+      <w:bookmarkStart w:id="27" w:name="_Toc63859302"/>
       <w:r>
         <w:rPr>
           <w:lang w:val="en-US"/>
         </w:rPr>
         <w:t>Metode Perangcangan Sistem</w:t>
       </w:r>
-      <w:bookmarkEnd w:id="29"/>
+      <w:bookmarkEnd w:id="27"/>
     </w:p>
     <w:p>
       <w:pPr>
@@ -26020,15 +25179,14 @@
           <w:lang w:val="id"/>
         </w:rPr>
       </w:pPr>
-      <w:bookmarkStart w:id="31" w:name="_Toc59870713"/>
-      <w:bookmarkEnd w:id="30"/>
+      <w:bookmarkStart w:id="28" w:name="_Toc63859303"/>
       <w:r>
         <w:rPr>
           <w:lang w:val="id"/>
         </w:rPr>
         <w:t>Diagram Alir Penelitian</w:t>
       </w:r>
-      <w:bookmarkEnd w:id="31"/>
+      <w:bookmarkEnd w:id="28"/>
     </w:p>
     <w:p>
       <w:pPr>
@@ -29402,7 +28560,7 @@
           <w:szCs w:val="24"/>
         </w:rPr>
       </w:pPr>
-      <w:bookmarkStart w:id="32" w:name="_Toc59862087"/>
+      <w:bookmarkStart w:id="29" w:name="_Toc59862087"/>
       <w:r>
         <w:rPr>
           <w:b/>
@@ -29477,7 +28635,7 @@
         </w:rPr>
         <w:t>Standarisasi delay berdasarkan standar TIPHON</w:t>
       </w:r>
-      <w:bookmarkEnd w:id="32"/>
+      <w:bookmarkEnd w:id="29"/>
     </w:p>
     <w:p>
       <w:pPr>
@@ -30241,7 +29399,7 @@
           <w:lang w:val="en-US"/>
         </w:rPr>
       </w:pPr>
-      <w:bookmarkStart w:id="33" w:name="_Toc59862088"/>
+      <w:bookmarkStart w:id="30" w:name="_Toc59862088"/>
       <w:r>
         <w:rPr>
           <w:b/>
@@ -30412,7 +29570,7 @@
         </w:rPr>
         <w:t xml:space="preserve"> TPHON</w:t>
       </w:r>
-      <w:bookmarkEnd w:id="33"/>
+      <w:bookmarkEnd w:id="30"/>
     </w:p>
     <w:p>
       <w:pPr>
@@ -30430,11 +29588,11 @@
         </w:numPr>
         <w:ind w:left="284" w:hanging="284"/>
       </w:pPr>
-      <w:bookmarkStart w:id="34" w:name="_Toc59870714"/>
+      <w:bookmarkStart w:id="31" w:name="_Toc63859304"/>
       <w:r>
         <w:t>Metode Pengumpulan Data</w:t>
       </w:r>
-      <w:bookmarkEnd w:id="34"/>
+      <w:bookmarkEnd w:id="31"/>
     </w:p>
     <w:p>
       <w:pPr>
@@ -31324,29 +30482,7 @@
           <w:szCs w:val="24"/>
           <w:lang w:val="en-US"/>
         </w:rPr>
-        <w:t xml:space="preserve">Quality </w:t>
-      </w:r>
-      <w:proofErr w:type="gramStart"/>
-      <w:r>
-        <w:rPr>
-          <w:i/>
-          <w:iCs/>
-          <w:sz w:val="24"/>
-          <w:szCs w:val="24"/>
-          <w:lang w:val="en-US"/>
-        </w:rPr>
-        <w:t>Of</w:t>
-      </w:r>
-      <w:proofErr w:type="gramEnd"/>
-      <w:r>
-        <w:rPr>
-          <w:i/>
-          <w:iCs/>
-          <w:sz w:val="24"/>
-          <w:szCs w:val="24"/>
-          <w:lang w:val="en-US"/>
-        </w:rPr>
-        <w:t xml:space="preserve"> Service</w:t>
+        <w:t>Quality Of Service</w:t>
       </w:r>
     </w:p>
     <w:p>
@@ -31552,14 +30688,14 @@
           <w:lang w:val="en-US"/>
         </w:rPr>
       </w:pPr>
-      <w:bookmarkStart w:id="35" w:name="_Toc59870715"/>
+      <w:bookmarkStart w:id="32" w:name="_Toc63859305"/>
       <w:r>
         <w:rPr>
           <w:lang w:val="en-US"/>
         </w:rPr>
         <w:t>Analisis Kebutuhan Sistem</w:t>
       </w:r>
-      <w:bookmarkEnd w:id="35"/>
+      <w:bookmarkEnd w:id="32"/>
     </w:p>
     <w:p>
       <w:pPr>
@@ -32060,7 +31196,6 @@
         <w:t xml:space="preserve"> </w:t>
       </w:r>
       <w:proofErr w:type="spellStart"/>
-      <w:proofErr w:type="gramStart"/>
       <w:r>
         <w:rPr>
           <w:rFonts w:ascii="Times New Roman" w:hAnsi="Times New Roman" w:cs="Times New Roman"/>
@@ -32078,7 +31213,6 @@
         </w:rPr>
         <w:t xml:space="preserve"> :</w:t>
       </w:r>
-      <w:proofErr w:type="gramEnd"/>
     </w:p>
     <w:p>
       <w:pPr>
@@ -32558,7 +31692,6 @@
         </w:rPr>
         <w:t xml:space="preserve"> </w:t>
       </w:r>
-      <w:proofErr w:type="gramStart"/>
       <w:r>
         <w:rPr>
           <w:rFonts w:ascii="Times New Roman" w:hAnsi="Times New Roman" w:cs="Times New Roman"/>
@@ -32587,7 +31720,6 @@
         <w:t>sebagai</w:t>
       </w:r>
       <w:proofErr w:type="spellEnd"/>
-      <w:proofErr w:type="gramEnd"/>
       <w:r>
         <w:rPr>
           <w:rFonts w:ascii="Times New Roman" w:hAnsi="Times New Roman" w:cs="Times New Roman"/>
@@ -32830,7 +31962,7 @@
           <w:lang w:val="en-US"/>
         </w:rPr>
       </w:pPr>
-      <w:bookmarkStart w:id="36" w:name="_Toc59870717"/>
+      <w:bookmarkStart w:id="33" w:name="_Toc63859306"/>
       <w:bookmarkEnd w:id="2"/>
       <w:r>
         <w:rPr>
@@ -32838,7 +31970,7 @@
         </w:rPr>
         <w:t>Pengujian</w:t>
       </w:r>
-      <w:bookmarkEnd w:id="36"/>
+      <w:bookmarkEnd w:id="33"/>
     </w:p>
     <w:p>
       <w:pPr>
@@ -32994,6 +32126,7 @@
         <w:br w:type="page"/>
       </w:r>
     </w:p>
+    <w:bookmarkStart w:id="34" w:name="_Toc63859307" w:displacedByCustomXml="next"/>
     <w:sdt>
       <w:sdtPr>
         <w:rPr>
@@ -33012,10 +32145,17 @@
         <w:p>
           <w:pPr>
             <w:pStyle w:val="Heading1"/>
+            <w:rPr>
+              <w:lang w:val="en-US"/>
+            </w:rPr>
           </w:pPr>
           <w:r>
-            <w:t>Bibliography</w:t>
+            <w:rPr>
+              <w:lang w:val="en-US"/>
+            </w:rPr>
+            <w:t>DAFTAR PUSTAKA</w:t>
           </w:r>
+          <w:bookmarkEnd w:id="34"/>
         </w:p>
         <w:sdt>
           <w:sdtPr>
@@ -33753,10 +32893,7 @@
       <w:fldChar w:fldCharType="separate"/>
     </w:r>
     <w:r>
-      <w:t>1</w:t>
-    </w:r>
-    <w:r>
-      <w:t>1</w:t>
+      <w:t>11</w:t>
     </w:r>
     <w:r>
       <w:fldChar w:fldCharType="end"/>
@@ -37754,14 +36891,6 @@
 </file>
 
 <file path=customXml/item1.xml><?xml version="1.0" encoding="utf-8"?>
-<s:customData xmlns="http://www.wps.cn/officeDocument/2013/wpsCustomData" xmlns:s="http://www.wps.cn/officeDocument/2013/wpsCustomData">
-  <customSectProps>
-    <customSectPr/>
-  </customSectProps>
-</s:customData>
-</file>
-
-<file path=customXml/item2.xml><?xml version="1.0" encoding="utf-8"?>
 <b:Sources xmlns:b="http://schemas.openxmlformats.org/officeDocument/2006/bibliography" xmlns="http://schemas.openxmlformats.org/officeDocument/2006/bibliography" SelectedStyle="\APASixthEditionOfficeOnline.xsl" StyleName="APA" Version="6">
   <b:Source>
     <b:Tag>Puj20</b:Tag>
@@ -38030,18 +37159,26 @@
 </b:Sources>
 </file>
 
+<file path=customXml/item2.xml><?xml version="1.0" encoding="utf-8"?>
+<s:customData xmlns="http://www.wps.cn/officeDocument/2013/wpsCustomData" xmlns:s="http://www.wps.cn/officeDocument/2013/wpsCustomData">
+  <customSectProps>
+    <customSectPr/>
+  </customSectProps>
+</s:customData>
+</file>
+
 <file path=customXml/itemProps1.xml><?xml version="1.0" encoding="utf-8"?>
+<ds:datastoreItem xmlns:ds="http://schemas.openxmlformats.org/officeDocument/2006/customXml" ds:itemID="{BE95AF9C-2E7A-48FB-A729-928C1DA72761}">
+  <ds:schemaRefs>
+    <ds:schemaRef ds:uri="http://schemas.openxmlformats.org/officeDocument/2006/bibliography"/>
+  </ds:schemaRefs>
+</ds:datastoreItem>
+</file>
+
+<file path=customXml/itemProps2.xml><?xml version="1.0" encoding="utf-8"?>
 <ds:datastoreItem xmlns:ds="http://schemas.openxmlformats.org/officeDocument/2006/customXml" ds:itemID="{B1977F7D-205B-4081-913C-38D41E755F92}">
   <ds:schemaRefs>
     <ds:schemaRef ds:uri="http://www.wps.cn/officeDocument/2013/wpsCustomData"/>
   </ds:schemaRefs>
 </ds:datastoreItem>
-</file>
-
-<file path=customXml/itemProps2.xml><?xml version="1.0" encoding="utf-8"?>
-<ds:datastoreItem xmlns:ds="http://schemas.openxmlformats.org/officeDocument/2006/customXml" ds:itemID="{BE95AF9C-2E7A-48FB-A729-928C1DA72761}">
-  <ds:schemaRefs>
-    <ds:schemaRef ds:uri="http://schemas.openxmlformats.org/officeDocument/2006/bibliography"/>
-  </ds:schemaRefs>
-</ds:datastoreItem>
 </file>